--- a/dokumen/05_TUTORIAL_DEPLOY.docx
+++ b/dokumen/05_TUTORIAL_DEPLOY.docx
@@ -735,7 +735,39 @@
                 <w:sz w:val="19"/>
                 <w:szCs w:val="19"/>
               </w:rPr>
-              <w:t xml:space="preserve">), region Singapura, file CSS/JS langsung dari </w:t>
+              <w:t xml:space="preserve">), region Singapura, file CSS/JS (</w:t>
+            </w:r>
+            <w:r>
+              <w:rPr>
+                <w:rFonts w:ascii="Consolas" w:cs="Consolas" w:eastAsia="Consolas" w:hAnsi="Consolas"/>
+                <w:color w:val="1F4E79"/>
+                <w:sz w:val="17"/>
+                <w:szCs w:val="17"/>
+              </w:rPr>
+              <w:t xml:space="preserve">/build</w:t>
+            </w:r>
+            <w:r>
+              <w:rPr>
+                <w:sz w:val="19"/>
+                <w:szCs w:val="19"/>
+              </w:rPr>
+              <w:t xml:space="preserve">) dan suara (</w:t>
+            </w:r>
+            <w:r>
+              <w:rPr>
+                <w:rFonts w:ascii="Consolas" w:cs="Consolas" w:eastAsia="Consolas" w:hAnsi="Consolas"/>
+                <w:color w:val="1F4E79"/>
+                <w:sz w:val="17"/>
+                <w:szCs w:val="17"/>
+              </w:rPr>
+              <w:t xml:space="preserve">/audio</w:t>
+            </w:r>
+            <w:r>
+              <w:rPr>
+                <w:sz w:val="19"/>
+                <w:szCs w:val="19"/>
+              </w:rPr>
+              <w:t xml:space="preserve">) langsung dari </w:t>
             </w:r>
             <w:r>
               <w:rPr>
@@ -1036,81 +1068,6 @@
                 <w:szCs w:val="19"/>
               </w:rPr>
               <w:t xml:space="preserve">Mengamankan tabel di Supabase</w:t>
-            </w:r>
-          </w:p>
-        </w:tc>
-      </w:tr>
-      <w:tr>
-        <w:trPr>
-          <w:tblHeader w:val="off"/>
-        </w:trPr>
-        <w:tc>
-          <w:tcPr>
-            <w:tcW w:type="dxa" w:w="4737"/>
-            <w:tcBorders>
-              <w:top w:val="single" w:color="BFBFBF" w:sz="4"/>
-              <w:left w:val="single" w:color="BFBFBF" w:sz="4"/>
-              <w:bottom w:val="single" w:color="BFBFBF" w:sz="4"/>
-              <w:right w:val="single" w:color="BFBFBF" w:sz="4"/>
-            </w:tcBorders>
-            <w:tcMar>
-              <w:top w:type="dxa" w:w="60"/>
-              <w:left w:type="dxa" w:w="100"/>
-              <w:bottom w:type="dxa" w:w="60"/>
-              <w:right w:type="dxa" w:w="100"/>
-            </w:tcMar>
-          </w:tcPr>
-          <w:p>
-            <w:r>
-              <w:rPr>
-                <w:rFonts w:ascii="Consolas" w:cs="Consolas" w:eastAsia="Consolas" w:hAnsi="Consolas"/>
-                <w:color w:val="1F4E79"/>
-                <w:sz w:val="17"/>
-                <w:szCs w:val="17"/>
-              </w:rPr>
-              <w:t xml:space="preserve">Dockerfile</w:t>
-            </w:r>
-            <w:r>
-              <w:rPr>
-                <w:sz w:val="19"/>
-                <w:szCs w:val="19"/>
-              </w:rPr>
-              <w:t xml:space="preserve">, </w:t>
-            </w:r>
-            <w:r>
-              <w:rPr>
-                <w:rFonts w:ascii="Consolas" w:cs="Consolas" w:eastAsia="Consolas" w:hAnsi="Consolas"/>
-                <w:color w:val="1F4E79"/>
-                <w:sz w:val="17"/>
-                <w:szCs w:val="17"/>
-              </w:rPr>
-              <w:t xml:space="preserve">docker/</w:t>
-            </w:r>
-          </w:p>
-        </w:tc>
-        <w:tc>
-          <w:tcPr>
-            <w:tcW w:type="dxa" w:w="4901"/>
-            <w:tcBorders>
-              <w:top w:val="single" w:color="BFBFBF" w:sz="4"/>
-              <w:left w:val="single" w:color="BFBFBF" w:sz="4"/>
-              <w:bottom w:val="single" w:color="BFBFBF" w:sz="4"/>
-              <w:right w:val="single" w:color="BFBFBF" w:sz="4"/>
-            </w:tcBorders>
-            <w:tcMar>
-              <w:top w:type="dxa" w:w="60"/>
-              <w:left w:type="dxa" w:w="100"/>
-              <w:bottom w:type="dxa" w:w="60"/>
-              <w:right w:type="dxa" w:w="100"/>
-            </w:tcMar>
-          </w:tcPr>
-          <w:p>
-            <w:r>
-              <w:rPr>
-                <w:sz w:val="19"/>
-                <w:szCs w:val="19"/>
-              </w:rPr>
-              <w:t xml:space="preserve">Hanya untuk alternatif hosting Docker (Lampiran)</w:t>
             </w:r>
           </w:p>
         </w:tc>
@@ -1624,28 +1581,6 @@
           </w:hyperlink>
         </w:p>
         <w:p>
-          <w:pPr>
-            <w:pStyle w:val="TOC1"/>
-            <w:tabs>
-              <w:tab w:val="right" w:pos="9638" w:leader="dot"/>
-            </w:tabs>
-          </w:pPr>
-          <w:hyperlink w:history="1" w:anchor="_Toc22">
-            <w:r>
-              <w:t xml:space="preserve">Lampiran — Hosting Berbasis Docker</w:t>
-            </w:r>
-            <w:r>
-              <w:tab/>
-            </w:r>
-            <w:r>
-              <w:fldChar w:fldCharType="begin" w:dirty="true"/>
-              <w:instrText xml:space="preserve">PAGEREF _Toc22 \h</w:instrText>
-              <w:fldChar w:fldCharType="separate"/>
-              <w:fldChar w:fldCharType="end"/>
-            </w:r>
-          </w:hyperlink>
-        </w:p>
-        <w:p>
           <w:r>
             <w:fldChar w:fldCharType="end"/>
           </w:r>
@@ -2144,7 +2079,7 @@
         <w:t xml:space="preserve">PostgreSQL</w:t>
       </w:r>
       <w:r>
-        <w:t xml:space="preserve">. Program sudah diuji di PostgreSQL (seluruh 66 test lulus), jadi tidak ada kode yang perlu diubah; yang berganti hanya pengaturan koneksi.</w:t>
+        <w:t xml:space="preserve">. Program sudah diuji di PostgreSQL (seluruh test lulus), jadi tidak ada kode yang perlu diubah; yang berganti hanya pengaturan koneksi.</w:t>
       </w:r>
     </w:p>
     <w:p>
@@ -4950,17 +4885,17 @@
         </w:numPr>
       </w:pPr>
       <w:r>
-        <w:t xml:space="preserve">Buka </w:t>
+        <w:t xml:space="preserve">Klik </w:t>
       </w:r>
       <w:r>
         <w:rPr>
           <w:b/>
           <w:bCs/>
         </w:rPr>
-        <w:t xml:space="preserve">Profil Saya</w:t>
-      </w:r>
-      <w:r>
-        <w:t xml:space="preserve"> dan unggah foto. Bila foto tampil, Supabase Storage sudah tersambung.</w:t>
+        <w:t xml:space="preserve">foto profil</w:t>
+      </w:r>
+      <w:r>
+        <w:t xml:space="preserve"> di kanan atas (panel Profil Saya) dan unggah foto. Bila foto tampil, Supabase Storage sudah tersambung.</w:t>
       </w:r>
     </w:p>
     <w:p>
@@ -6810,7 +6745,7 @@
         <w:t xml:space="preserve">Pengguna</w:t>
       </w:r>
       <w:r>
-        <w:t xml:space="preserve"> atau </w:t>
+        <w:t xml:space="preserve"> atau panel </w:t>
       </w:r>
       <w:r>
         <w:rPr>
@@ -6820,80 +6755,7 @@
         <w:t xml:space="preserve">Profil Saya</w:t>
       </w:r>
       <w:r>
-        <w:t xml:space="preserve">.</w:t>
-      </w:r>
-    </w:p>
-    <w:p>
-      <w:pPr>
-        <w:pStyle w:val="Heading1"/>
-        <w:keepNext/>
-      </w:pPr>
-      <w:bookmarkStart w:name="_Toc22" w:id="22"/>
-      <w:r>
-        <w:t xml:space="preserve">Lampiran — Hosting Berbasis Docker</w:t>
-      </w:r>
-      <w:bookmarkEnd w:id="22"/>
-    </w:p>
-    <w:p>
-      <w:r>
-        <w:rPr>
-          <w:rFonts w:ascii="Consolas" w:cs="Consolas" w:eastAsia="Consolas" w:hAnsi="Consolas"/>
-          <w:color w:val="1F4E79"/>
-          <w:sz w:val="20"/>
-          <w:szCs w:val="20"/>
-        </w:rPr>
-        <w:t xml:space="preserve">Dockerfile</w:t>
-      </w:r>
-      <w:r>
-        <w:t xml:space="preserve"> (PHP 8.2 + Apache + PostgreSQL) disediakan untuk hosting berbasis Docker seperti Render atau Koyeb, yang umumnya meminta verifikasi kartu. Isi environment variables yang sama seperti langkah 3.3, ditambah </w:t>
-      </w:r>
-      <w:r>
-        <w:rPr>
-          <w:rFonts w:ascii="Consolas" w:cs="Consolas" w:eastAsia="Consolas" w:hAnsi="Consolas"/>
-          <w:color w:val="1F4E79"/>
-          <w:sz w:val="20"/>
-          <w:szCs w:val="20"/>
-        </w:rPr>
-        <w:t xml:space="preserve">LOG_CHANNEL=stderr</w:t>
-      </w:r>
-      <w:r>
-        <w:t xml:space="preserve">, </w:t>
-      </w:r>
-      <w:r>
-        <w:rPr>
-          <w:rFonts w:ascii="Consolas" w:cs="Consolas" w:eastAsia="Consolas" w:hAnsi="Consolas"/>
-          <w:color w:val="1F4E79"/>
-          <w:sz w:val="20"/>
-          <w:szCs w:val="20"/>
-        </w:rPr>
-        <w:t xml:space="preserve">SESSION_DRIVER=cookie</w:t>
-      </w:r>
-      <w:r>
-        <w:t xml:space="preserve">, dan </w:t>
-      </w:r>
-      <w:r>
-        <w:rPr>
-          <w:rFonts w:ascii="Consolas" w:cs="Consolas" w:eastAsia="Consolas" w:hAnsi="Consolas"/>
-          <w:color w:val="1F4E79"/>
-          <w:sz w:val="20"/>
-          <w:szCs w:val="20"/>
-        </w:rPr>
-        <w:t xml:space="preserve">RUN_MIGRATIONS=true</w:t>
-      </w:r>
-      <w:r>
-        <w:t xml:space="preserve"> (migration dijalankan otomatis oleh </w:t>
-      </w:r>
-      <w:r>
-        <w:rPr>
-          <w:rFonts w:ascii="Consolas" w:cs="Consolas" w:eastAsia="Consolas" w:hAnsi="Consolas"/>
-          <w:color w:val="1F4E79"/>
-          <w:sz w:val="20"/>
-          <w:szCs w:val="20"/>
-        </w:rPr>
-        <w:t xml:space="preserve">docker/entrypoint.sh</w:t>
-      </w:r>
-      <w:r>
-        <w:t xml:space="preserve"> setiap deploy).</w:t>
+        <w:t xml:space="preserve"> (klik foto profil).</w:t>
       </w:r>
     </w:p>
     <w:sectPr>

--- a/dokumen/05_TUTORIAL_DEPLOY.docx
+++ b/dokumen/05_TUTORIAL_DEPLOY.docx
@@ -1080,18 +1080,13 @@
     </w:p>
     <w:p>
       <w:pPr>
-        <w:spacing w:after="120" w:before="320"/>
-      </w:pPr>
-      <w:r>
-        <w:rPr>
-          <w:b/>
-          <w:bCs/>
-          <w:color w:val="1F4E79"/>
-          <w:sz w:val="28"/>
-          <w:szCs w:val="28"/>
-        </w:rPr>
+        <w:pStyle w:val="Heading1"/>
+      </w:pPr>
+      <w:bookmarkStart w:name="_Toc1" w:id="1"/>
+      <w:r>
         <w:t xml:space="preserve">Daftar Isi</w:t>
       </w:r>
+      <w:bookmarkEnd w:id="1"/>
     </w:p>
     <w:sdt>
       <w:sdtPr>
@@ -1112,7 +1107,7 @@
           </w:r>
           <w:hyperlink w:history="1" w:anchor="_Toc1">
             <w:r>
-              <w:t xml:space="preserve">1. Mengunggah Kode ke GitHub</w:t>
+              <w:t xml:space="preserve">Daftar Isi</w:t>
             </w:r>
             <w:r>
               <w:tab/>
@@ -1127,15 +1122,14 @@
         </w:p>
         <w:p>
           <w:pPr>
-            <w:pStyle w:val="TOC2"/>
+            <w:pStyle w:val="TOC1"/>
             <w:tabs>
               <w:tab w:val="right" w:pos="9638" w:leader="dot"/>
             </w:tabs>
-            <w:ind w:left="220"/>
           </w:pPr>
           <w:hyperlink w:history="1" w:anchor="_Toc2">
             <w:r>
-              <w:t xml:space="preserve">1.1 Atur identitas Git (sekali per laptop)</w:t>
+              <w:t xml:space="preserve">1. Mengunggah Kode ke GitHub</w:t>
             </w:r>
             <w:r>
               <w:tab/>
@@ -1158,7 +1152,7 @@
           </w:pPr>
           <w:hyperlink w:history="1" w:anchor="_Toc3">
             <w:r>
-              <w:t xml:space="preserve">1.2 Buat repository di GitHub</w:t>
+              <w:t xml:space="preserve">1.1 Atur identitas Git (sekali per laptop)</w:t>
             </w:r>
             <w:r>
               <w:tab/>
@@ -1181,7 +1175,7 @@
           </w:pPr>
           <w:hyperlink w:history="1" w:anchor="_Toc4">
             <w:r>
-              <w:t xml:space="preserve">1.3 Push pertama kali</w:t>
+              <w:t xml:space="preserve">1.2 Buat repository di GitHub</w:t>
             </w:r>
             <w:r>
               <w:tab/>
@@ -1189,28 +1183,6 @@
             <w:r>
               <w:fldChar w:fldCharType="begin" w:dirty="true"/>
               <w:instrText xml:space="preserve">PAGEREF _Toc4 \h</w:instrText>
-              <w:fldChar w:fldCharType="separate"/>
-              <w:fldChar w:fldCharType="end"/>
-            </w:r>
-          </w:hyperlink>
-        </w:p>
-        <w:p>
-          <w:pPr>
-            <w:pStyle w:val="TOC1"/>
-            <w:tabs>
-              <w:tab w:val="right" w:pos="9638" w:leader="dot"/>
-            </w:tabs>
-          </w:pPr>
-          <w:hyperlink w:history="1" w:anchor="_Toc5">
-            <w:r>
-              <w:t xml:space="preserve">2. Database dan Penyimpanan di Supabase</w:t>
-            </w:r>
-            <w:r>
-              <w:tab/>
-            </w:r>
-            <w:r>
-              <w:fldChar w:fldCharType="begin" w:dirty="true"/>
-              <w:instrText xml:space="preserve">PAGEREF _Toc5 \h</w:instrText>
               <w:fldChar w:fldCharType="separate"/>
               <w:fldChar w:fldCharType="end"/>
             </w:r>
@@ -1224,9 +1196,31 @@
             </w:tabs>
             <w:ind w:left="220"/>
           </w:pPr>
+          <w:hyperlink w:history="1" w:anchor="_Toc5">
+            <w:r>
+              <w:t xml:space="preserve">1.3 Push pertama kali</w:t>
+            </w:r>
+            <w:r>
+              <w:tab/>
+            </w:r>
+            <w:r>
+              <w:fldChar w:fldCharType="begin" w:dirty="true"/>
+              <w:instrText xml:space="preserve">PAGEREF _Toc5 \h</w:instrText>
+              <w:fldChar w:fldCharType="separate"/>
+              <w:fldChar w:fldCharType="end"/>
+            </w:r>
+          </w:hyperlink>
+        </w:p>
+        <w:p>
+          <w:pPr>
+            <w:pStyle w:val="TOC1"/>
+            <w:tabs>
+              <w:tab w:val="right" w:pos="9638" w:leader="dot"/>
+            </w:tabs>
+          </w:pPr>
           <w:hyperlink w:history="1" w:anchor="_Toc6">
             <w:r>
-              <w:t xml:space="preserve">2.1 Buat project</w:t>
+              <w:t xml:space="preserve">2. Database dan Penyimpanan di Supabase</w:t>
             </w:r>
             <w:r>
               <w:tab/>
@@ -1249,7 +1243,7 @@
           </w:pPr>
           <w:hyperlink w:history="1" w:anchor="_Toc7">
             <w:r>
-              <w:t xml:space="preserve">2.2 Ambil data koneksi</w:t>
+              <w:t xml:space="preserve">2.1 Buat project</w:t>
             </w:r>
             <w:r>
               <w:tab/>
@@ -1272,7 +1266,7 @@
           </w:pPr>
           <w:hyperlink w:history="1" w:anchor="_Toc8">
             <w:r>
-              <w:t xml:space="preserve">2.3 Aktifkan driver PostgreSQL di XAMPP</w:t>
+              <w:t xml:space="preserve">2.2 Ambil data koneksi</w:t>
             </w:r>
             <w:r>
               <w:tab/>
@@ -1295,7 +1289,7 @@
           </w:pPr>
           <w:hyperlink w:history="1" w:anchor="_Toc9">
             <w:r>
-              <w:t xml:space="preserve">2.4 Buat file koneksi .env.supabase</w:t>
+              <w:t xml:space="preserve">2.3 Aktifkan driver PostgreSQL di XAMPP</w:t>
             </w:r>
             <w:r>
               <w:tab/>
@@ -1318,7 +1312,7 @@
           </w:pPr>
           <w:hyperlink w:history="1" w:anchor="_Toc10">
             <w:r>
-              <w:t xml:space="preserve">2.5 Buat tabel dan isi data sampel</w:t>
+              <w:t xml:space="preserve">2.4 Buat file koneksi .env.supabase</w:t>
             </w:r>
             <w:r>
               <w:tab/>
@@ -1341,7 +1335,7 @@
           </w:pPr>
           <w:hyperlink w:history="1" w:anchor="_Toc11">
             <w:r>
-              <w:t xml:space="preserve">2.6 Row Level Security</w:t>
+              <w:t xml:space="preserve">2.5 Buat tabel dan isi data sampel</w:t>
             </w:r>
             <w:r>
               <w:tab/>
@@ -1364,7 +1358,7 @@
           </w:pPr>
           <w:hyperlink w:history="1" w:anchor="_Toc12">
             <w:r>
-              <w:t xml:space="preserve">2.7 Supabase Storage untuk gambar</w:t>
+              <w:t xml:space="preserve">2.6 Row Level Security</w:t>
             </w:r>
             <w:r>
               <w:tab/>
@@ -1372,28 +1366,6 @@
             <w:r>
               <w:fldChar w:fldCharType="begin" w:dirty="true"/>
               <w:instrText xml:space="preserve">PAGEREF _Toc12 \h</w:instrText>
-              <w:fldChar w:fldCharType="separate"/>
-              <w:fldChar w:fldCharType="end"/>
-            </w:r>
-          </w:hyperlink>
-        </w:p>
-        <w:p>
-          <w:pPr>
-            <w:pStyle w:val="TOC1"/>
-            <w:tabs>
-              <w:tab w:val="right" w:pos="9638" w:leader="dot"/>
-            </w:tabs>
-          </w:pPr>
-          <w:hyperlink w:history="1" w:anchor="_Toc13">
-            <w:r>
-              <w:t xml:space="preserve">3. Hosting di Vercel</w:t>
-            </w:r>
-            <w:r>
-              <w:tab/>
-            </w:r>
-            <w:r>
-              <w:fldChar w:fldCharType="begin" w:dirty="true"/>
-              <w:instrText xml:space="preserve">PAGEREF _Toc13 \h</w:instrText>
               <w:fldChar w:fldCharType="separate"/>
               <w:fldChar w:fldCharType="end"/>
             </w:r>
@@ -1407,9 +1379,31 @@
             </w:tabs>
             <w:ind w:left="220"/>
           </w:pPr>
+          <w:hyperlink w:history="1" w:anchor="_Toc13">
+            <w:r>
+              <w:t xml:space="preserve">2.7 Supabase Storage untuk gambar</w:t>
+            </w:r>
+            <w:r>
+              <w:tab/>
+            </w:r>
+            <w:r>
+              <w:fldChar w:fldCharType="begin" w:dirty="true"/>
+              <w:instrText xml:space="preserve">PAGEREF _Toc13 \h</w:instrText>
+              <w:fldChar w:fldCharType="separate"/>
+              <w:fldChar w:fldCharType="end"/>
+            </w:r>
+          </w:hyperlink>
+        </w:p>
+        <w:p>
+          <w:pPr>
+            <w:pStyle w:val="TOC1"/>
+            <w:tabs>
+              <w:tab w:val="right" w:pos="9638" w:leader="dot"/>
+            </w:tabs>
+          </w:pPr>
           <w:hyperlink w:history="1" w:anchor="_Toc14">
             <w:r>
-              <w:t xml:space="preserve">3.1 Buat APP_KEY</w:t>
+              <w:t xml:space="preserve">3. Hosting di Vercel</w:t>
             </w:r>
             <w:r>
               <w:tab/>
@@ -1432,7 +1426,7 @@
           </w:pPr>
           <w:hyperlink w:history="1" w:anchor="_Toc15">
             <w:r>
-              <w:t xml:space="preserve">3.2 Import project</w:t>
+              <w:t xml:space="preserve">3.1 Buat APP_KEY</w:t>
             </w:r>
             <w:r>
               <w:tab/>
@@ -1455,7 +1449,7 @@
           </w:pPr>
           <w:hyperlink w:history="1" w:anchor="_Toc16">
             <w:r>
-              <w:t xml:space="preserve">3.3 Environment Variables</w:t>
+              <w:t xml:space="preserve">3.2 Import project</w:t>
             </w:r>
             <w:r>
               <w:tab/>
@@ -1478,7 +1472,7 @@
           </w:pPr>
           <w:hyperlink w:history="1" w:anchor="_Toc17">
             <w:r>
-              <w:t xml:space="preserve">3.4 Deploy</w:t>
+              <w:t xml:space="preserve">3.3 Environment Variables</w:t>
             </w:r>
             <w:r>
               <w:tab/>
@@ -1501,7 +1495,7 @@
           </w:pPr>
           <w:hyperlink w:history="1" w:anchor="_Toc18">
             <w:r>
-              <w:t xml:space="preserve">3.5 Catatan paket gratis</w:t>
+              <w:t xml:space="preserve">3.4 Deploy</w:t>
             </w:r>
             <w:r>
               <w:tab/>
@@ -1516,14 +1510,15 @@
         </w:p>
         <w:p>
           <w:pPr>
-            <w:pStyle w:val="TOC1"/>
+            <w:pStyle w:val="TOC2"/>
             <w:tabs>
               <w:tab w:val="right" w:pos="9638" w:leader="dot"/>
             </w:tabs>
+            <w:ind w:left="220"/>
           </w:pPr>
           <w:hyperlink w:history="1" w:anchor="_Toc19">
             <w:r>
-              <w:t xml:space="preserve">4. Memperbarui Aplikasi</w:t>
+              <w:t xml:space="preserve">3.5 Catatan paket gratis</w:t>
             </w:r>
             <w:r>
               <w:tab/>
@@ -1545,7 +1540,7 @@
           </w:pPr>
           <w:hyperlink w:history="1" w:anchor="_Toc20">
             <w:r>
-              <w:t xml:space="preserve">5. Mengatasi Masalah</w:t>
+              <w:t xml:space="preserve">4. Memperbarui Aplikasi</w:t>
             </w:r>
             <w:r>
               <w:tab/>
@@ -1567,7 +1562,7 @@
           </w:pPr>
           <w:hyperlink w:history="1" w:anchor="_Toc21">
             <w:r>
-              <w:t xml:space="preserve">6. Catatan Keamanan</w:t>
+              <w:t xml:space="preserve">5. Mengatasi Masalah</w:t>
             </w:r>
             <w:r>
               <w:tab/>
@@ -1575,6 +1570,28 @@
             <w:r>
               <w:fldChar w:fldCharType="begin" w:dirty="true"/>
               <w:instrText xml:space="preserve">PAGEREF _Toc21 \h</w:instrText>
+              <w:fldChar w:fldCharType="separate"/>
+              <w:fldChar w:fldCharType="end"/>
+            </w:r>
+          </w:hyperlink>
+        </w:p>
+        <w:p>
+          <w:pPr>
+            <w:pStyle w:val="TOC1"/>
+            <w:tabs>
+              <w:tab w:val="right" w:pos="9638" w:leader="dot"/>
+            </w:tabs>
+          </w:pPr>
+          <w:hyperlink w:history="1" w:anchor="_Toc22">
+            <w:r>
+              <w:t xml:space="preserve">6. Catatan Keamanan</w:t>
+            </w:r>
+            <w:r>
+              <w:tab/>
+            </w:r>
+            <w:r>
+              <w:fldChar w:fldCharType="begin" w:dirty="true"/>
+              <w:instrText xml:space="preserve">PAGEREF _Toc22 \h</w:instrText>
               <w:fldChar w:fldCharType="separate"/>
               <w:fldChar w:fldCharType="end"/>
             </w:r>
@@ -1589,30 +1606,40 @@
     </w:sdt>
     <w:p>
       <w:r>
+        <w:rPr>
+          <w:i/>
+          <w:iCs/>
+          <w:color w:val="808080"/>
+          <w:sz w:val="18"/>
+          <w:szCs w:val="18"/>
+        </w:rPr>
+        <w:t xml:space="preserve">(Bila daftar isi belum tampil, klik kanan di area ini lalu pilih "Update Field".)</w:t>
+      </w:r>
+    </w:p>
+    <w:p>
+      <w:r>
         <w:br w:type="page"/>
       </w:r>
     </w:p>
     <w:p>
       <w:pPr>
         <w:pStyle w:val="Heading1"/>
-        <w:keepNext/>
-      </w:pPr>
-      <w:bookmarkStart w:name="_Toc1" w:id="1"/>
+      </w:pPr>
+      <w:bookmarkStart w:name="_Toc2" w:id="2"/>
       <w:r>
         <w:t xml:space="preserve">1. Mengunggah Kode ke GitHub</w:t>
       </w:r>
-      <w:bookmarkEnd w:id="1"/>
+      <w:bookmarkEnd w:id="2"/>
     </w:p>
     <w:p>
       <w:pPr>
         <w:pStyle w:val="Heading2"/>
-        <w:keepNext/>
-      </w:pPr>
-      <w:bookmarkStart w:name="_Toc2" w:id="2"/>
+      </w:pPr>
+      <w:bookmarkStart w:name="_Toc3" w:id="3"/>
       <w:r>
         <w:t xml:space="preserve">1.1 Atur identitas Git (sekali per laptop)</w:t>
       </w:r>
-      <w:bookmarkEnd w:id="2"/>
+      <w:bookmarkEnd w:id="3"/>
     </w:p>
     <w:p>
       <w:pPr>
@@ -1647,13 +1674,12 @@
     <w:p>
       <w:pPr>
         <w:pStyle w:val="Heading2"/>
-        <w:keepNext/>
-      </w:pPr>
-      <w:bookmarkStart w:name="_Toc3" w:id="3"/>
+      </w:pPr>
+      <w:bookmarkStart w:name="_Toc4" w:id="4"/>
       <w:r>
         <w:t xml:space="preserve">1.2 Buat repository di GitHub</w:t>
       </w:r>
-      <w:bookmarkEnd w:id="3"/>
+      <w:bookmarkEnd w:id="4"/>
     </w:p>
     <w:p>
       <w:pPr>
@@ -1809,13 +1835,12 @@
     <w:p>
       <w:pPr>
         <w:pStyle w:val="Heading2"/>
-        <w:keepNext/>
-      </w:pPr>
-      <w:bookmarkStart w:name="_Toc4" w:id="4"/>
+      </w:pPr>
+      <w:bookmarkStart w:name="_Toc5" w:id="5"/>
       <w:r>
         <w:t xml:space="preserve">1.3 Push pertama kali</w:t>
       </w:r>
-      <w:bookmarkEnd w:id="4"/>
+      <w:bookmarkEnd w:id="5"/>
     </w:p>
     <w:p>
       <w:pPr>
@@ -2059,13 +2084,12 @@
     <w:p>
       <w:pPr>
         <w:pStyle w:val="Heading1"/>
-        <w:keepNext/>
-      </w:pPr>
-      <w:bookmarkStart w:name="_Toc5" w:id="5"/>
+      </w:pPr>
+      <w:bookmarkStart w:name="_Toc6" w:id="6"/>
       <w:r>
         <w:t xml:space="preserve">2. Database dan Penyimpanan di Supabase</w:t>
       </w:r>
-      <w:bookmarkEnd w:id="5"/>
+      <w:bookmarkEnd w:id="6"/>
     </w:p>
     <w:p>
       <w:r>
@@ -2085,13 +2109,12 @@
     <w:p>
       <w:pPr>
         <w:pStyle w:val="Heading2"/>
-        <w:keepNext/>
-      </w:pPr>
-      <w:bookmarkStart w:name="_Toc6" w:id="6"/>
+      </w:pPr>
+      <w:bookmarkStart w:name="_Toc7" w:id="7"/>
       <w:r>
         <w:t xml:space="preserve">2.1 Buat project</w:t>
       </w:r>
-      <w:bookmarkEnd w:id="6"/>
+      <w:bookmarkEnd w:id="7"/>
     </w:p>
     <w:p>
       <w:pPr>
@@ -2239,13 +2262,12 @@
     <w:p>
       <w:pPr>
         <w:pStyle w:val="Heading2"/>
-        <w:keepNext/>
-      </w:pPr>
-      <w:bookmarkStart w:name="_Toc7" w:id="7"/>
+      </w:pPr>
+      <w:bookmarkStart w:name="_Toc8" w:id="8"/>
       <w:r>
         <w:t xml:space="preserve">2.2 Ambil data koneksi</w:t>
       </w:r>
-      <w:bookmarkEnd w:id="7"/>
+      <w:bookmarkEnd w:id="8"/>
     </w:p>
     <w:p>
       <w:pPr>
@@ -2730,13 +2752,12 @@
     <w:p>
       <w:pPr>
         <w:pStyle w:val="Heading2"/>
-        <w:keepNext/>
-      </w:pPr>
-      <w:bookmarkStart w:name="_Toc8" w:id="8"/>
+      </w:pPr>
+      <w:bookmarkStart w:name="_Toc9" w:id="9"/>
       <w:r>
         <w:t xml:space="preserve">2.3 Aktifkan driver PostgreSQL di XAMPP</w:t>
       </w:r>
-      <w:bookmarkEnd w:id="8"/>
+      <w:bookmarkEnd w:id="9"/>
     </w:p>
     <w:p>
       <w:pPr>
@@ -2855,9 +2876,8 @@
     <w:p>
       <w:pPr>
         <w:pStyle w:val="Heading2"/>
-        <w:keepNext/>
-      </w:pPr>
-      <w:bookmarkStart w:name="_Toc9" w:id="9"/>
+      </w:pPr>
+      <w:bookmarkStart w:name="_Toc10" w:id="10"/>
       <w:r>
         <w:t xml:space="preserve">2.4 Buat file koneksi </w:t>
       </w:r>
@@ -2870,7 +2890,7 @@
         </w:rPr>
         <w:t xml:space="preserve">.env.supabase</w:t>
       </w:r>
-      <w:bookmarkEnd w:id="9"/>
+      <w:bookmarkEnd w:id="10"/>
     </w:p>
     <w:p>
       <w:pPr>
@@ -3029,13 +3049,12 @@
     <w:p>
       <w:pPr>
         <w:pStyle w:val="Heading2"/>
-        <w:keepNext/>
-      </w:pPr>
-      <w:bookmarkStart w:name="_Toc10" w:id="10"/>
+      </w:pPr>
+      <w:bookmarkStart w:name="_Toc11" w:id="11"/>
       <w:r>
         <w:t xml:space="preserve">2.5 Buat tabel dan isi data sampel</w:t>
       </w:r>
-      <w:bookmarkEnd w:id="10"/>
+      <w:bookmarkEnd w:id="11"/>
     </w:p>
     <w:p>
       <w:pPr>
@@ -3178,13 +3197,12 @@
     <w:p>
       <w:pPr>
         <w:pStyle w:val="Heading2"/>
-        <w:keepNext/>
-      </w:pPr>
-      <w:bookmarkStart w:name="_Toc11" w:id="11"/>
+      </w:pPr>
+      <w:bookmarkStart w:name="_Toc12" w:id="12"/>
       <w:r>
         <w:t xml:space="preserve">2.6 Row Level Security</w:t>
       </w:r>
-      <w:bookmarkEnd w:id="11"/>
+      <w:bookmarkEnd w:id="12"/>
     </w:p>
     <w:p>
       <w:r>
@@ -3228,13 +3246,12 @@
     <w:p>
       <w:pPr>
         <w:pStyle w:val="Heading2"/>
-        <w:keepNext/>
-      </w:pPr>
-      <w:bookmarkStart w:name="_Toc12" w:id="12"/>
+      </w:pPr>
+      <w:bookmarkStart w:name="_Toc13" w:id="13"/>
       <w:r>
         <w:t xml:space="preserve">2.7 Supabase Storage untuk gambar</w:t>
       </w:r>
-      <w:bookmarkEnd w:id="12"/>
+      <w:bookmarkEnd w:id="13"/>
     </w:p>
     <w:p>
       <w:r>
@@ -3572,24 +3589,22 @@
     <w:p>
       <w:pPr>
         <w:pStyle w:val="Heading1"/>
-        <w:keepNext/>
-      </w:pPr>
-      <w:bookmarkStart w:name="_Toc13" w:id="13"/>
+      </w:pPr>
+      <w:bookmarkStart w:name="_Toc14" w:id="14"/>
       <w:r>
         <w:t xml:space="preserve">3. Hosting di Vercel</w:t>
       </w:r>
-      <w:bookmarkEnd w:id="13"/>
+      <w:bookmarkEnd w:id="14"/>
     </w:p>
     <w:p>
       <w:pPr>
         <w:pStyle w:val="Heading2"/>
-        <w:keepNext/>
-      </w:pPr>
-      <w:bookmarkStart w:name="_Toc14" w:id="14"/>
+      </w:pPr>
+      <w:bookmarkStart w:name="_Toc15" w:id="15"/>
       <w:r>
         <w:t xml:space="preserve">3.1 Buat APP_KEY</w:t>
       </w:r>
-      <w:bookmarkEnd w:id="14"/>
+      <w:bookmarkEnd w:id="15"/>
     </w:p>
     <w:p>
       <w:pPr>
@@ -3626,13 +3641,12 @@
     <w:p>
       <w:pPr>
         <w:pStyle w:val="Heading2"/>
-        <w:keepNext/>
-      </w:pPr>
-      <w:bookmarkStart w:name="_Toc15" w:id="15"/>
+      </w:pPr>
+      <w:bookmarkStart w:name="_Toc16" w:id="16"/>
       <w:r>
         <w:t xml:space="preserve">3.2 Import project</w:t>
       </w:r>
-      <w:bookmarkEnd w:id="15"/>
+      <w:bookmarkEnd w:id="16"/>
     </w:p>
     <w:p>
       <w:pPr>
@@ -4085,13 +4099,12 @@
     <w:p>
       <w:pPr>
         <w:pStyle w:val="Heading2"/>
-        <w:keepNext/>
-      </w:pPr>
-      <w:bookmarkStart w:name="_Toc16" w:id="16"/>
+      </w:pPr>
+      <w:bookmarkStart w:name="_Toc17" w:id="17"/>
       <w:r>
         <w:t xml:space="preserve">3.3 Environment Variables</w:t>
       </w:r>
-      <w:bookmarkEnd w:id="16"/>
+      <w:bookmarkEnd w:id="17"/>
     </w:p>
     <w:p>
       <w:r>
@@ -4812,13 +4825,12 @@
     <w:p>
       <w:pPr>
         <w:pStyle w:val="Heading2"/>
-        <w:keepNext/>
-      </w:pPr>
-      <w:bookmarkStart w:name="_Toc17" w:id="17"/>
+      </w:pPr>
+      <w:bookmarkStart w:name="_Toc18" w:id="18"/>
       <w:r>
         <w:t xml:space="preserve">3.4 Deploy</w:t>
       </w:r>
-      <w:bookmarkEnd w:id="17"/>
+      <w:bookmarkEnd w:id="18"/>
     </w:p>
     <w:p>
       <w:pPr>
@@ -4950,13 +4962,12 @@
     <w:p>
       <w:pPr>
         <w:pStyle w:val="Heading2"/>
-        <w:keepNext/>
-      </w:pPr>
-      <w:bookmarkStart w:name="_Toc18" w:id="18"/>
+      </w:pPr>
+      <w:bookmarkStart w:name="_Toc19" w:id="19"/>
       <w:r>
         <w:t xml:space="preserve">3.5 Catatan paket gratis</w:t>
       </w:r>
-      <w:bookmarkEnd w:id="18"/>
+      <w:bookmarkEnd w:id="19"/>
     </w:p>
     <w:p>
       <w:pPr>
@@ -5036,13 +5047,12 @@
     <w:p>
       <w:pPr>
         <w:pStyle w:val="Heading1"/>
-        <w:keepNext/>
-      </w:pPr>
-      <w:bookmarkStart w:name="_Toc19" w:id="19"/>
+      </w:pPr>
+      <w:bookmarkStart w:name="_Toc20" w:id="20"/>
       <w:r>
         <w:t xml:space="preserve">4. Memperbarui Aplikasi</w:t>
       </w:r>
-      <w:bookmarkEnd w:id="19"/>
+      <w:bookmarkEnd w:id="20"/>
     </w:p>
     <w:p>
       <w:r>
@@ -5186,13 +5196,12 @@
     <w:p>
       <w:pPr>
         <w:pStyle w:val="Heading1"/>
-        <w:keepNext/>
-      </w:pPr>
-      <w:bookmarkStart w:name="_Toc20" w:id="20"/>
+      </w:pPr>
+      <w:bookmarkStart w:name="_Toc21" w:id="21"/>
       <w:r>
         <w:t xml:space="preserve">5. Mengatasi Masalah</w:t>
       </w:r>
-      <w:bookmarkEnd w:id="20"/>
+      <w:bookmarkEnd w:id="21"/>
     </w:p>
     <w:tbl>
       <w:tblPr>
@@ -5207,9 +5216,9 @@
         </w:tblBorders>
       </w:tblPr>
       <w:tblGrid>
-        <w:gridCol w:w="3149"/>
-        <w:gridCol w:w="2708"/>
-        <w:gridCol w:w="3781"/>
+        <w:gridCol w:w="2834"/>
+        <w:gridCol w:w="3401"/>
+        <w:gridCol w:w="3403"/>
       </w:tblGrid>
       <w:tr>
         <w:trPr>
@@ -5217,7 +5226,7 @@
         </w:trPr>
         <w:tc>
           <w:tcPr>
-            <w:tcW w:type="dxa" w:w="3149"/>
+            <w:tcW w:type="dxa" w:w="2834"/>
             <w:tcBorders>
               <w:top w:val="single" w:color="BFBFBF" w:sz="4"/>
               <w:left w:val="single" w:color="BFBFBF" w:sz="4"/>
@@ -5247,7 +5256,7 @@
         </w:tc>
         <w:tc>
           <w:tcPr>
-            <w:tcW w:type="dxa" w:w="2708"/>
+            <w:tcW w:type="dxa" w:w="3401"/>
             <w:tcBorders>
               <w:top w:val="single" w:color="BFBFBF" w:sz="4"/>
               <w:left w:val="single" w:color="BFBFBF" w:sz="4"/>
@@ -5277,7 +5286,7 @@
         </w:tc>
         <w:tc>
           <w:tcPr>
-            <w:tcW w:type="dxa" w:w="3781"/>
+            <w:tcW w:type="dxa" w:w="3403"/>
             <w:tcBorders>
               <w:top w:val="single" w:color="BFBFBF" w:sz="4"/>
               <w:left w:val="single" w:color="BFBFBF" w:sz="4"/>
@@ -5312,7 +5321,7 @@
         </w:trPr>
         <w:tc>
           <w:tcPr>
-            <w:tcW w:type="dxa" w:w="3149"/>
+            <w:tcW w:type="dxa" w:w="2834"/>
             <w:tcBorders>
               <w:top w:val="single" w:color="BFBFBF" w:sz="4"/>
               <w:left w:val="single" w:color="BFBFBF" w:sz="4"/>
@@ -5340,7 +5349,7 @@
         </w:tc>
         <w:tc>
           <w:tcPr>
-            <w:tcW w:type="dxa" w:w="2708"/>
+            <w:tcW w:type="dxa" w:w="3401"/>
             <w:tcBorders>
               <w:top w:val="single" w:color="BFBFBF" w:sz="4"/>
               <w:left w:val="single" w:color="BFBFBF" w:sz="4"/>
@@ -5366,7 +5375,7 @@
         </w:tc>
         <w:tc>
           <w:tcPr>
-            <w:tcW w:type="dxa" w:w="3781"/>
+            <w:tcW w:type="dxa" w:w="3403"/>
             <w:tcBorders>
               <w:top w:val="single" w:color="BFBFBF" w:sz="4"/>
               <w:left w:val="single" w:color="BFBFBF" w:sz="4"/>
@@ -5397,7 +5406,7 @@
         </w:trPr>
         <w:tc>
           <w:tcPr>
-            <w:tcW w:type="dxa" w:w="3149"/>
+            <w:tcW w:type="dxa" w:w="2834"/>
             <w:tcBorders>
               <w:top w:val="single" w:color="BFBFBF" w:sz="4"/>
               <w:left w:val="single" w:color="BFBFBF" w:sz="4"/>
@@ -5432,7 +5441,7 @@
         </w:tc>
         <w:tc>
           <w:tcPr>
-            <w:tcW w:type="dxa" w:w="2708"/>
+            <w:tcW w:type="dxa" w:w="3401"/>
             <w:tcBorders>
               <w:top w:val="single" w:color="BFBFBF" w:sz="4"/>
               <w:left w:val="single" w:color="BFBFBF" w:sz="4"/>
@@ -5467,7 +5476,7 @@
         </w:tc>
         <w:tc>
           <w:tcPr>
-            <w:tcW w:type="dxa" w:w="3781"/>
+            <w:tcW w:type="dxa" w:w="3403"/>
             <w:tcBorders>
               <w:top w:val="single" w:color="BFBFBF" w:sz="4"/>
               <w:left w:val="single" w:color="BFBFBF" w:sz="4"/>
@@ -5507,7 +5516,7 @@
         </w:trPr>
         <w:tc>
           <w:tcPr>
-            <w:tcW w:type="dxa" w:w="3149"/>
+            <w:tcW w:type="dxa" w:w="2834"/>
             <w:tcBorders>
               <w:top w:val="single" w:color="BFBFBF" w:sz="4"/>
               <w:left w:val="single" w:color="BFBFBF" w:sz="4"/>
@@ -5535,7 +5544,7 @@
         </w:tc>
         <w:tc>
           <w:tcPr>
-            <w:tcW w:type="dxa" w:w="2708"/>
+            <w:tcW w:type="dxa" w:w="3401"/>
             <w:tcBorders>
               <w:top w:val="single" w:color="BFBFBF" w:sz="4"/>
               <w:left w:val="single" w:color="BFBFBF" w:sz="4"/>
@@ -5561,7 +5570,7 @@
         </w:tc>
         <w:tc>
           <w:tcPr>
-            <w:tcW w:type="dxa" w:w="3781"/>
+            <w:tcW w:type="dxa" w:w="3403"/>
             <w:tcBorders>
               <w:top w:val="single" w:color="BFBFBF" w:sz="4"/>
               <w:left w:val="single" w:color="BFBFBF" w:sz="4"/>
@@ -5617,7 +5626,7 @@
         </w:trPr>
         <w:tc>
           <w:tcPr>
-            <w:tcW w:type="dxa" w:w="3149"/>
+            <w:tcW w:type="dxa" w:w="2834"/>
             <w:tcBorders>
               <w:top w:val="single" w:color="BFBFBF" w:sz="4"/>
               <w:left w:val="single" w:color="BFBFBF" w:sz="4"/>
@@ -5645,7 +5654,7 @@
         </w:tc>
         <w:tc>
           <w:tcPr>
-            <w:tcW w:type="dxa" w:w="2708"/>
+            <w:tcW w:type="dxa" w:w="3401"/>
             <w:tcBorders>
               <w:top w:val="single" w:color="BFBFBF" w:sz="4"/>
               <w:left w:val="single" w:color="BFBFBF" w:sz="4"/>
@@ -5671,7 +5680,7 @@
         </w:tc>
         <w:tc>
           <w:tcPr>
-            <w:tcW w:type="dxa" w:w="3781"/>
+            <w:tcW w:type="dxa" w:w="3403"/>
             <w:tcBorders>
               <w:top w:val="single" w:color="BFBFBF" w:sz="4"/>
               <w:left w:val="single" w:color="BFBFBF" w:sz="4"/>
@@ -5711,7 +5720,7 @@
         </w:trPr>
         <w:tc>
           <w:tcPr>
-            <w:tcW w:type="dxa" w:w="3149"/>
+            <w:tcW w:type="dxa" w:w="2834"/>
             <w:tcBorders>
               <w:top w:val="single" w:color="BFBFBF" w:sz="4"/>
               <w:left w:val="single" w:color="BFBFBF" w:sz="4"/>
@@ -5746,7 +5755,7 @@
         </w:tc>
         <w:tc>
           <w:tcPr>
-            <w:tcW w:type="dxa" w:w="2708"/>
+            <w:tcW w:type="dxa" w:w="3401"/>
             <w:tcBorders>
               <w:top w:val="single" w:color="BFBFBF" w:sz="4"/>
               <w:left w:val="single" w:color="BFBFBF" w:sz="4"/>
@@ -5772,7 +5781,7 @@
         </w:tc>
         <w:tc>
           <w:tcPr>
-            <w:tcW w:type="dxa" w:w="3781"/>
+            <w:tcW w:type="dxa" w:w="3403"/>
             <w:tcBorders>
               <w:top w:val="single" w:color="BFBFBF" w:sz="4"/>
               <w:left w:val="single" w:color="BFBFBF" w:sz="4"/>
@@ -5805,7 +5814,7 @@
         </w:trPr>
         <w:tc>
           <w:tcPr>
-            <w:tcW w:type="dxa" w:w="3149"/>
+            <w:tcW w:type="dxa" w:w="2834"/>
             <w:tcBorders>
               <w:top w:val="single" w:color="BFBFBF" w:sz="4"/>
               <w:left w:val="single" w:color="BFBFBF" w:sz="4"/>
@@ -5833,7 +5842,7 @@
         </w:tc>
         <w:tc>
           <w:tcPr>
-            <w:tcW w:type="dxa" w:w="2708"/>
+            <w:tcW w:type="dxa" w:w="3401"/>
             <w:tcBorders>
               <w:top w:val="single" w:color="BFBFBF" w:sz="4"/>
               <w:left w:val="single" w:color="BFBFBF" w:sz="4"/>
@@ -5859,7 +5868,7 @@
         </w:tc>
         <w:tc>
           <w:tcPr>
-            <w:tcW w:type="dxa" w:w="3781"/>
+            <w:tcW w:type="dxa" w:w="3403"/>
             <w:tcBorders>
               <w:top w:val="single" w:color="BFBFBF" w:sz="4"/>
               <w:left w:val="single" w:color="BFBFBF" w:sz="4"/>
@@ -5892,7 +5901,7 @@
         </w:trPr>
         <w:tc>
           <w:tcPr>
-            <w:tcW w:type="dxa" w:w="3149"/>
+            <w:tcW w:type="dxa" w:w="2834"/>
             <w:tcBorders>
               <w:top w:val="single" w:color="BFBFBF" w:sz="4"/>
               <w:left w:val="single" w:color="BFBFBF" w:sz="4"/>
@@ -5920,7 +5929,7 @@
         </w:tc>
         <w:tc>
           <w:tcPr>
-            <w:tcW w:type="dxa" w:w="2708"/>
+            <w:tcW w:type="dxa" w:w="3401"/>
             <w:tcBorders>
               <w:top w:val="single" w:color="BFBFBF" w:sz="4"/>
               <w:left w:val="single" w:color="BFBFBF" w:sz="4"/>
@@ -5955,7 +5964,7 @@
         </w:tc>
         <w:tc>
           <w:tcPr>
-            <w:tcW w:type="dxa" w:w="3781"/>
+            <w:tcW w:type="dxa" w:w="3403"/>
             <w:tcBorders>
               <w:top w:val="single" w:color="BFBFBF" w:sz="4"/>
               <w:left w:val="single" w:color="BFBFBF" w:sz="4"/>
@@ -6002,7 +6011,7 @@
         </w:trPr>
         <w:tc>
           <w:tcPr>
-            <w:tcW w:type="dxa" w:w="3149"/>
+            <w:tcW w:type="dxa" w:w="2834"/>
             <w:tcBorders>
               <w:top w:val="single" w:color="BFBFBF" w:sz="4"/>
               <w:left w:val="single" w:color="BFBFBF" w:sz="4"/>
@@ -6037,7 +6046,7 @@
         </w:tc>
         <w:tc>
           <w:tcPr>
-            <w:tcW w:type="dxa" w:w="2708"/>
+            <w:tcW w:type="dxa" w:w="3401"/>
             <w:tcBorders>
               <w:top w:val="single" w:color="BFBFBF" w:sz="4"/>
               <w:left w:val="single" w:color="BFBFBF" w:sz="4"/>
@@ -6088,7 +6097,7 @@
         </w:tc>
         <w:tc>
           <w:tcPr>
-            <w:tcW w:type="dxa" w:w="3781"/>
+            <w:tcW w:type="dxa" w:w="3403"/>
             <w:tcBorders>
               <w:top w:val="single" w:color="BFBFBF" w:sz="4"/>
               <w:left w:val="single" w:color="BFBFBF" w:sz="4"/>
@@ -6137,59 +6146,59 @@
         </w:trPr>
         <w:tc>
           <w:tcPr>
-            <w:tcW w:type="dxa" w:w="3149"/>
-            <w:tcBorders>
-              <w:top w:val="single" w:color="BFBFBF" w:sz="4"/>
-              <w:left w:val="single" w:color="BFBFBF" w:sz="4"/>
-              <w:bottom w:val="single" w:color="BFBFBF" w:sz="4"/>
-              <w:right w:val="single" w:color="BFBFBF" w:sz="4"/>
-            </w:tcBorders>
-            <w:tcMar>
-              <w:top w:type="dxa" w:w="60"/>
-              <w:left w:type="dxa" w:w="100"/>
-              <w:bottom w:type="dxa" w:w="60"/>
-              <w:right w:type="dxa" w:w="100"/>
-            </w:tcMar>
-          </w:tcPr>
-          <w:p>
-            <w:r>
-              <w:rPr>
-                <w:sz w:val="19"/>
-                <w:szCs w:val="19"/>
-              </w:rPr>
-              <w:t xml:space="preserve">Error 500 saat menyimpan gambar</w:t>
-            </w:r>
-          </w:p>
-        </w:tc>
-        <w:tc>
-          <w:tcPr>
-            <w:tcW w:type="dxa" w:w="2708"/>
-            <w:tcBorders>
-              <w:top w:val="single" w:color="BFBFBF" w:sz="4"/>
-              <w:left w:val="single" w:color="BFBFBF" w:sz="4"/>
-              <w:bottom w:val="single" w:color="BFBFBF" w:sz="4"/>
-              <w:right w:val="single" w:color="BFBFBF" w:sz="4"/>
-            </w:tcBorders>
-            <w:tcMar>
-              <w:top w:type="dxa" w:w="60"/>
-              <w:left w:type="dxa" w:w="100"/>
-              <w:bottom w:type="dxa" w:w="60"/>
-              <w:right w:type="dxa" w:w="100"/>
-            </w:tcMar>
-          </w:tcPr>
-          <w:p>
-            <w:r>
-              <w:rPr>
-                <w:sz w:val="19"/>
-                <w:szCs w:val="19"/>
-              </w:rPr>
-              <w:t xml:space="preserve">Kunci S3 / endpoint salah</w:t>
-            </w:r>
-          </w:p>
-        </w:tc>
-        <w:tc>
-          <w:tcPr>
-            <w:tcW w:type="dxa" w:w="3781"/>
+            <w:tcW w:type="dxa" w:w="2834"/>
+            <w:tcBorders>
+              <w:top w:val="single" w:color="BFBFBF" w:sz="4"/>
+              <w:left w:val="single" w:color="BFBFBF" w:sz="4"/>
+              <w:bottom w:val="single" w:color="BFBFBF" w:sz="4"/>
+              <w:right w:val="single" w:color="BFBFBF" w:sz="4"/>
+            </w:tcBorders>
+            <w:tcMar>
+              <w:top w:type="dxa" w:w="60"/>
+              <w:left w:type="dxa" w:w="100"/>
+              <w:bottom w:type="dxa" w:w="60"/>
+              <w:right w:type="dxa" w:w="100"/>
+            </w:tcMar>
+          </w:tcPr>
+          <w:p>
+            <w:r>
+              <w:rPr>
+                <w:sz w:val="19"/>
+                <w:szCs w:val="19"/>
+              </w:rPr>
+              <w:t xml:space="preserve">Pesan "Gambar gagal disimpan ke penyimpanan"</w:t>
+            </w:r>
+          </w:p>
+        </w:tc>
+        <w:tc>
+          <w:tcPr>
+            <w:tcW w:type="dxa" w:w="3401"/>
+            <w:tcBorders>
+              <w:top w:val="single" w:color="BFBFBF" w:sz="4"/>
+              <w:left w:val="single" w:color="BFBFBF" w:sz="4"/>
+              <w:bottom w:val="single" w:color="BFBFBF" w:sz="4"/>
+              <w:right w:val="single" w:color="BFBFBF" w:sz="4"/>
+            </w:tcBorders>
+            <w:tcMar>
+              <w:top w:type="dxa" w:w="60"/>
+              <w:left w:type="dxa" w:w="100"/>
+              <w:bottom w:type="dxa" w:w="60"/>
+              <w:right w:type="dxa" w:w="100"/>
+            </w:tcMar>
+          </w:tcPr>
+          <w:p>
+            <w:r>
+              <w:rPr>
+                <w:sz w:val="19"/>
+                <w:szCs w:val="19"/>
+              </w:rPr>
+              <w:t xml:space="preserve">Kunci S3 / endpoint / region / nama bucket salah, atau bucket belum dibuat</w:t>
+            </w:r>
+          </w:p>
+        </w:tc>
+        <w:tc>
+          <w:tcPr>
+            <w:tcW w:type="dxa" w:w="3403"/>
             <w:tcBorders>
               <w:top w:val="single" w:color="BFBFBF" w:sz="4"/>
               <w:left w:val="single" w:color="BFBFBF" w:sz="4"/>
@@ -6241,7 +6250,23 @@
                 <w:sz w:val="19"/>
                 <w:szCs w:val="19"/>
               </w:rPr>
-              <w:t xml:space="preserve">, Redeploy, lihat tab Logs</w:t>
+              <w:t xml:space="preserve"> (langkah 2.7), Redeploy. Penyebab pastinya tercatat di </w:t>
+            </w:r>
+            <w:r>
+              <w:rPr>
+                <w:b/>
+                <w:bCs/>
+                <w:sz w:val="19"/>
+                <w:szCs w:val="19"/>
+              </w:rPr>
+              <w:t xml:space="preserve">Logs</w:t>
+            </w:r>
+            <w:r>
+              <w:rPr>
+                <w:sz w:val="19"/>
+                <w:szCs w:val="19"/>
+              </w:rPr>
+              <w:t xml:space="preserve"> Vercel</w:t>
             </w:r>
           </w:p>
         </w:tc>
@@ -6252,7 +6277,7 @@
         </w:trPr>
         <w:tc>
           <w:tcPr>
-            <w:tcW w:type="dxa" w:w="3149"/>
+            <w:tcW w:type="dxa" w:w="2834"/>
             <w:tcBorders>
               <w:top w:val="single" w:color="BFBFBF" w:sz="4"/>
               <w:left w:val="single" w:color="BFBFBF" w:sz="4"/>
@@ -6278,7 +6303,7 @@
         </w:tc>
         <w:tc>
           <w:tcPr>
-            <w:tcW w:type="dxa" w:w="2708"/>
+            <w:tcW w:type="dxa" w:w="3401"/>
             <w:tcBorders>
               <w:top w:val="single" w:color="BFBFBF" w:sz="4"/>
               <w:left w:val="single" w:color="BFBFBF" w:sz="4"/>
@@ -6320,7 +6345,7 @@
         </w:tc>
         <w:tc>
           <w:tcPr>
-            <w:tcW w:type="dxa" w:w="3781"/>
+            <w:tcW w:type="dxa" w:w="3403"/>
             <w:tcBorders>
               <w:top w:val="single" w:color="BFBFBF" w:sz="4"/>
               <w:left w:val="single" w:color="BFBFBF" w:sz="4"/>
@@ -6376,7 +6401,7 @@
         </w:trPr>
         <w:tc>
           <w:tcPr>
-            <w:tcW w:type="dxa" w:w="3149"/>
+            <w:tcW w:type="dxa" w:w="2834"/>
             <w:tcBorders>
               <w:top w:val="single" w:color="BFBFBF" w:sz="4"/>
               <w:left w:val="single" w:color="BFBFBF" w:sz="4"/>
@@ -6402,7 +6427,7 @@
         </w:tc>
         <w:tc>
           <w:tcPr>
-            <w:tcW w:type="dxa" w:w="2708"/>
+            <w:tcW w:type="dxa" w:w="3401"/>
             <w:tcBorders>
               <w:top w:val="single" w:color="BFBFBF" w:sz="4"/>
               <w:left w:val="single" w:color="BFBFBF" w:sz="4"/>
@@ -6444,7 +6469,7 @@
         </w:tc>
         <w:tc>
           <w:tcPr>
-            <w:tcW w:type="dxa" w:w="3781"/>
+            <w:tcW w:type="dxa" w:w="3403"/>
             <w:tcBorders>
               <w:top w:val="single" w:color="BFBFBF" w:sz="4"/>
               <w:left w:val="single" w:color="BFBFBF" w:sz="4"/>
@@ -6477,7 +6502,7 @@
         </w:trPr>
         <w:tc>
           <w:tcPr>
-            <w:tcW w:type="dxa" w:w="3149"/>
+            <w:tcW w:type="dxa" w:w="2834"/>
             <w:tcBorders>
               <w:top w:val="single" w:color="BFBFBF" w:sz="4"/>
               <w:left w:val="single" w:color="BFBFBF" w:sz="4"/>
@@ -6503,7 +6528,7 @@
         </w:tc>
         <w:tc>
           <w:tcPr>
-            <w:tcW w:type="dxa" w:w="2708"/>
+            <w:tcW w:type="dxa" w:w="3401"/>
             <w:tcBorders>
               <w:top w:val="single" w:color="BFBFBF" w:sz="4"/>
               <w:left w:val="single" w:color="BFBFBF" w:sz="4"/>
@@ -6529,7 +6554,7 @@
         </w:tc>
         <w:tc>
           <w:tcPr>
-            <w:tcW w:type="dxa" w:w="3781"/>
+            <w:tcW w:type="dxa" w:w="3403"/>
             <w:tcBorders>
               <w:top w:val="single" w:color="BFBFBF" w:sz="4"/>
               <w:left w:val="single" w:color="BFBFBF" w:sz="4"/>
@@ -6560,7 +6585,7 @@
         </w:trPr>
         <w:tc>
           <w:tcPr>
-            <w:tcW w:type="dxa" w:w="3149"/>
+            <w:tcW w:type="dxa" w:w="2834"/>
             <w:tcBorders>
               <w:top w:val="single" w:color="BFBFBF" w:sz="4"/>
               <w:left w:val="single" w:color="BFBFBF" w:sz="4"/>
@@ -6586,7 +6611,7 @@
         </w:tc>
         <w:tc>
           <w:tcPr>
-            <w:tcW w:type="dxa" w:w="2708"/>
+            <w:tcW w:type="dxa" w:w="3401"/>
             <w:tcBorders>
               <w:top w:val="single" w:color="BFBFBF" w:sz="4"/>
               <w:left w:val="single" w:color="BFBFBF" w:sz="4"/>
@@ -6612,7 +6637,7 @@
         </w:tc>
         <w:tc>
           <w:tcPr>
-            <w:tcW w:type="dxa" w:w="3781"/>
+            <w:tcW w:type="dxa" w:w="3403"/>
             <w:tcBorders>
               <w:top w:val="single" w:color="BFBFBF" w:sz="4"/>
               <w:left w:val="single" w:color="BFBFBF" w:sz="4"/>
@@ -6646,13 +6671,12 @@
     <w:p>
       <w:pPr>
         <w:pStyle w:val="Heading1"/>
-        <w:keepNext/>
-      </w:pPr>
-      <w:bookmarkStart w:name="_Toc21" w:id="21"/>
+      </w:pPr>
+      <w:bookmarkStart w:name="_Toc22" w:id="22"/>
       <w:r>
         <w:t xml:space="preserve">6. Catatan Keamanan</w:t>
       </w:r>
-      <w:bookmarkEnd w:id="21"/>
+      <w:bookmarkEnd w:id="22"/>
     </w:p>
     <w:p>
       <w:pPr>

--- a/dokumen/05_TUTORIAL_DEPLOY.docx
+++ b/dokumen/05_TUTORIAL_DEPLOY.docx
@@ -6266,7 +6266,16 @@
                 <w:sz w:val="19"/>
                 <w:szCs w:val="19"/>
               </w:rPr>
-              <w:t xml:space="preserve"> Vercel</w:t>
+              <w:t xml:space="preserve"> Vercel: cari </w:t>
+            </w:r>
+            <w:r>
+              <w:rPr>
+                <w:rFonts w:ascii="Consolas" w:cs="Consolas" w:eastAsia="Consolas" w:hAnsi="Consolas"/>
+                <w:color w:val="1F4E79"/>
+                <w:sz w:val="17"/>
+                <w:szCs w:val="17"/>
+              </w:rPr>
+              <w:t xml:space="preserve">Gambar gagal disimpan</w:t>
             </w:r>
           </w:p>
         </w:tc>

--- a/dokumen/05_TUTORIAL_DEPLOY.docx
+++ b/dokumen/05_TUTORIAL_DEPLOY.docx
@@ -6001,6 +6001,162 @@
                 <w:szCs w:val="19"/>
               </w:rPr>
               <w:t xml:space="preserve">, lalu Redeploy</w:t>
+            </w:r>
+          </w:p>
+        </w:tc>
+      </w:tr>
+      <w:tr>
+        <w:trPr>
+          <w:tblHeader w:val="off"/>
+        </w:trPr>
+        <w:tc>
+          <w:tcPr>
+            <w:tcW w:type="dxa" w:w="2834"/>
+            <w:tcBorders>
+              <w:top w:val="single" w:color="BFBFBF" w:sz="4"/>
+              <w:left w:val="single" w:color="BFBFBF" w:sz="4"/>
+              <w:bottom w:val="single" w:color="BFBFBF" w:sz="4"/>
+              <w:right w:val="single" w:color="BFBFBF" w:sz="4"/>
+            </w:tcBorders>
+            <w:tcMar>
+              <w:top w:type="dxa" w:w="60"/>
+              <w:left w:type="dxa" w:w="100"/>
+              <w:bottom w:type="dxa" w:w="60"/>
+              <w:right w:type="dxa" w:w="100"/>
+            </w:tcMar>
+          </w:tcPr>
+          <w:p>
+            <w:r>
+              <w:rPr>
+                <w:sz w:val="19"/>
+                <w:szCs w:val="19"/>
+              </w:rPr>
+              <w:t xml:space="preserve">Log: </w:t>
+            </w:r>
+            <w:r>
+              <w:rPr>
+                <w:rFonts w:ascii="Consolas" w:cs="Consolas" w:eastAsia="Consolas" w:hAnsi="Consolas"/>
+                <w:color w:val="1F4E79"/>
+                <w:sz w:val="17"/>
+                <w:szCs w:val="17"/>
+              </w:rPr>
+              <w:t xml:space="preserve">$bucket must be of type string, null given</w:t>
+            </w:r>
+          </w:p>
+        </w:tc>
+        <w:tc>
+          <w:tcPr>
+            <w:tcW w:type="dxa" w:w="3401"/>
+            <w:tcBorders>
+              <w:top w:val="single" w:color="BFBFBF" w:sz="4"/>
+              <w:left w:val="single" w:color="BFBFBF" w:sz="4"/>
+              <w:bottom w:val="single" w:color="BFBFBF" w:sz="4"/>
+              <w:right w:val="single" w:color="BFBFBF" w:sz="4"/>
+            </w:tcBorders>
+            <w:tcMar>
+              <w:top w:type="dxa" w:w="60"/>
+              <w:left w:type="dxa" w:w="100"/>
+              <w:bottom w:type="dxa" w:w="60"/>
+              <w:right w:type="dxa" w:w="100"/>
+            </w:tcMar>
+          </w:tcPr>
+          <w:p>
+            <w:r>
+              <w:rPr>
+                <w:sz w:val="19"/>
+                <w:szCs w:val="19"/>
+              </w:rPr>
+              <w:t xml:space="preserve">Variabel </w:t>
+            </w:r>
+            <w:r>
+              <w:rPr>
+                <w:rFonts w:ascii="Consolas" w:cs="Consolas" w:eastAsia="Consolas" w:hAnsi="Consolas"/>
+                <w:color w:val="1F4E79"/>
+                <w:sz w:val="17"/>
+                <w:szCs w:val="17"/>
+              </w:rPr>
+              <w:t xml:space="preserve">AWS_BUCKET</w:t>
+            </w:r>
+            <w:r>
+              <w:rPr>
+                <w:sz w:val="19"/>
+                <w:szCs w:val="19"/>
+              </w:rPr>
+              <w:t xml:space="preserve"> (dan </w:t>
+            </w:r>
+            <w:r>
+              <w:rPr>
+                <w:rFonts w:ascii="Consolas" w:cs="Consolas" w:eastAsia="Consolas" w:hAnsi="Consolas"/>
+                <w:color w:val="1F4E79"/>
+                <w:sz w:val="17"/>
+                <w:szCs w:val="17"/>
+              </w:rPr>
+              <w:t xml:space="preserve">AWS_*</w:t>
+            </w:r>
+            <w:r>
+              <w:rPr>
+                <w:sz w:val="19"/>
+                <w:szCs w:val="19"/>
+              </w:rPr>
+              <w:t xml:space="preserve"> lain) belum diisi di Vercel</w:t>
+            </w:r>
+          </w:p>
+        </w:tc>
+        <w:tc>
+          <w:tcPr>
+            <w:tcW w:type="dxa" w:w="3403"/>
+            <w:tcBorders>
+              <w:top w:val="single" w:color="BFBFBF" w:sz="4"/>
+              <w:left w:val="single" w:color="BFBFBF" w:sz="4"/>
+              <w:bottom w:val="single" w:color="BFBFBF" w:sz="4"/>
+              <w:right w:val="single" w:color="BFBFBF" w:sz="4"/>
+            </w:tcBorders>
+            <w:tcMar>
+              <w:top w:type="dxa" w:w="60"/>
+              <w:left w:type="dxa" w:w="100"/>
+              <w:bottom w:type="dxa" w:w="60"/>
+              <w:right w:type="dxa" w:w="100"/>
+            </w:tcMar>
+          </w:tcPr>
+          <w:p>
+            <w:r>
+              <w:rPr>
+                <w:sz w:val="19"/>
+                <w:szCs w:val="19"/>
+              </w:rPr>
+              <w:t xml:space="preserve">Isi semua variabel </w:t>
+            </w:r>
+            <w:r>
+              <w:rPr>
+                <w:rFonts w:ascii="Consolas" w:cs="Consolas" w:eastAsia="Consolas" w:hAnsi="Consolas"/>
+                <w:color w:val="1F4E79"/>
+                <w:sz w:val="17"/>
+                <w:szCs w:val="17"/>
+              </w:rPr>
+              <w:t xml:space="preserve">UPLOAD_DISK</w:t>
+            </w:r>
+            <w:r>
+              <w:rPr>
+                <w:sz w:val="19"/>
+                <w:szCs w:val="19"/>
+              </w:rPr>
+              <w:t xml:space="preserve"> dan </w:t>
+            </w:r>
+            <w:r>
+              <w:rPr>
+                <w:rFonts w:ascii="Consolas" w:cs="Consolas" w:eastAsia="Consolas" w:hAnsi="Consolas"/>
+                <w:color w:val="1F4E79"/>
+                <w:sz w:val="17"/>
+                <w:szCs w:val="17"/>
+              </w:rPr>
+              <w:t xml:space="preserve">AWS_*</w:t>
+            </w:r>
+            <w:r>
+              <w:rPr>
+                <w:sz w:val="19"/>
+                <w:szCs w:val="19"/>
+              </w:rPr>
+              <w:t xml:space="preserve"> dari langkah 2.7, lalu Redeploy</w:t>
             </w:r>
           </w:p>
         </w:tc>

--- a/dokumen/05_TUTORIAL_DEPLOY.docx
+++ b/dokumen/05_TUTORIAL_DEPLOY.docx
@@ -5175,6 +5175,69 @@
     </w:p>
     <w:p>
       <w:r>
+        <w:t xml:space="preserve">Contoh: pembaruan fitur peminjaman, kondisi, dan lokasi membawa migration </w:t>
+      </w:r>
+      <w:r>
+        <w:rPr>
+          <w:rFonts w:ascii="Consolas" w:cs="Consolas" w:eastAsia="Consolas" w:hAnsi="Consolas"/>
+          <w:color w:val="1F4E79"/>
+          <w:sz w:val="20"/>
+          <w:szCs w:val="20"/>
+        </w:rPr>
+        <w:t xml:space="preserve">2026_10_21_000001_tambah_lokasi_kondisi_peminjaman</w:t>
+      </w:r>
+      <w:r>
+        <w:t xml:space="preserve">. Jalankan perintah di atas </w:t>
+      </w:r>
+      <w:r>
+        <w:rPr>
+          <w:b/>
+          <w:bCs/>
+        </w:rPr>
+        <w:t xml:space="preserve">segera setelah `git push`</w:t>
+      </w:r>
+      <w:r>
+        <w:t xml:space="preserve"> (kode baru membutuhkan tabel </w:t>
+      </w:r>
+      <w:r>
+        <w:rPr>
+          <w:rFonts w:ascii="Consolas" w:cs="Consolas" w:eastAsia="Consolas" w:hAnsi="Consolas"/>
+          <w:color w:val="1F4E79"/>
+          <w:sz w:val="20"/>
+          <w:szCs w:val="20"/>
+        </w:rPr>
+        <w:t xml:space="preserve">lokasi</w:t>
+      </w:r>
+      <w:r>
+        <w:t xml:space="preserve">, </w:t>
+      </w:r>
+      <w:r>
+        <w:rPr>
+          <w:rFonts w:ascii="Consolas" w:cs="Consolas" w:eastAsia="Consolas" w:hAnsi="Consolas"/>
+          <w:color w:val="1F4E79"/>
+          <w:sz w:val="20"/>
+          <w:szCs w:val="20"/>
+        </w:rPr>
+        <w:t xml:space="preserve">stok_barang</w:t>
+      </w:r>
+      <w:r>
+        <w:t xml:space="preserve">, </w:t>
+      </w:r>
+      <w:r>
+        <w:rPr>
+          <w:rFonts w:ascii="Consolas" w:cs="Consolas" w:eastAsia="Consolas" w:hAnsi="Consolas"/>
+          <w:color w:val="1F4E79"/>
+          <w:sz w:val="20"/>
+          <w:szCs w:val="20"/>
+        </w:rPr>
+        <w:t xml:space="preserve">pengembalian</w:t>
+      </w:r>
+      <w:r>
+        <w:t xml:space="preserve">). Migration ini memindahkan data lama secara otomatis: teks lokasi barang menjadi data master Lokasi, stok dan kondisi lama menjadi stok per lokasi, dan barang keluar lama menjadi Pemindahan. Bila tidak perlu mempertahankan data lama, cukup jalankan perintah di bawah untuk mengisi ulang data sampel.</w:t>
+      </w:r>
+    </w:p>
+    <w:p>
+      <w:r>
         <w:t xml:space="preserve">Mengembalikan data online ke data sampel (misalnya sebelum demo):</w:t>
       </w:r>
     </w:p>
@@ -5216,9 +5279,9 @@
         </w:tblBorders>
       </w:tblPr>
       <w:tblGrid>
-        <w:gridCol w:w="2834"/>
-        <w:gridCol w:w="3401"/>
-        <w:gridCol w:w="3403"/>
+        <w:gridCol w:w="3212"/>
+        <w:gridCol w:w="3212"/>
+        <w:gridCol w:w="3214"/>
       </w:tblGrid>
       <w:tr>
         <w:trPr>
@@ -5226,7 +5289,7 @@
         </w:trPr>
         <w:tc>
           <w:tcPr>
-            <w:tcW w:type="dxa" w:w="2834"/>
+            <w:tcW w:type="dxa" w:w="3212"/>
             <w:tcBorders>
               <w:top w:val="single" w:color="BFBFBF" w:sz="4"/>
               <w:left w:val="single" w:color="BFBFBF" w:sz="4"/>
@@ -5256,7 +5319,7 @@
         </w:tc>
         <w:tc>
           <w:tcPr>
-            <w:tcW w:type="dxa" w:w="3401"/>
+            <w:tcW w:type="dxa" w:w="3212"/>
             <w:tcBorders>
               <w:top w:val="single" w:color="BFBFBF" w:sz="4"/>
               <w:left w:val="single" w:color="BFBFBF" w:sz="4"/>
@@ -5286,7 +5349,7 @@
         </w:tc>
         <w:tc>
           <w:tcPr>
-            <w:tcW w:type="dxa" w:w="3403"/>
+            <w:tcW w:type="dxa" w:w="3214"/>
             <w:tcBorders>
               <w:top w:val="single" w:color="BFBFBF" w:sz="4"/>
               <w:left w:val="single" w:color="BFBFBF" w:sz="4"/>
@@ -5321,7 +5384,7 @@
         </w:trPr>
         <w:tc>
           <w:tcPr>
-            <w:tcW w:type="dxa" w:w="2834"/>
+            <w:tcW w:type="dxa" w:w="3212"/>
             <w:tcBorders>
               <w:top w:val="single" w:color="BFBFBF" w:sz="4"/>
               <w:left w:val="single" w:color="BFBFBF" w:sz="4"/>
@@ -5349,7 +5412,7 @@
         </w:tc>
         <w:tc>
           <w:tcPr>
-            <w:tcW w:type="dxa" w:w="3401"/>
+            <w:tcW w:type="dxa" w:w="3212"/>
             <w:tcBorders>
               <w:top w:val="single" w:color="BFBFBF" w:sz="4"/>
               <w:left w:val="single" w:color="BFBFBF" w:sz="4"/>
@@ -5375,7 +5438,7 @@
         </w:tc>
         <w:tc>
           <w:tcPr>
-            <w:tcW w:type="dxa" w:w="3403"/>
+            <w:tcW w:type="dxa" w:w="3214"/>
             <w:tcBorders>
               <w:top w:val="single" w:color="BFBFBF" w:sz="4"/>
               <w:left w:val="single" w:color="BFBFBF" w:sz="4"/>
@@ -5406,7 +5469,7 @@
         </w:trPr>
         <w:tc>
           <w:tcPr>
-            <w:tcW w:type="dxa" w:w="2834"/>
+            <w:tcW w:type="dxa" w:w="3212"/>
             <w:tcBorders>
               <w:top w:val="single" w:color="BFBFBF" w:sz="4"/>
               <w:left w:val="single" w:color="BFBFBF" w:sz="4"/>
@@ -5441,7 +5504,7 @@
         </w:tc>
         <w:tc>
           <w:tcPr>
-            <w:tcW w:type="dxa" w:w="3401"/>
+            <w:tcW w:type="dxa" w:w="3212"/>
             <w:tcBorders>
               <w:top w:val="single" w:color="BFBFBF" w:sz="4"/>
               <w:left w:val="single" w:color="BFBFBF" w:sz="4"/>
@@ -5476,7 +5539,7 @@
         </w:tc>
         <w:tc>
           <w:tcPr>
-            <w:tcW w:type="dxa" w:w="3403"/>
+            <w:tcW w:type="dxa" w:w="3214"/>
             <w:tcBorders>
               <w:top w:val="single" w:color="BFBFBF" w:sz="4"/>
               <w:left w:val="single" w:color="BFBFBF" w:sz="4"/>
@@ -5516,7 +5579,7 @@
         </w:trPr>
         <w:tc>
           <w:tcPr>
-            <w:tcW w:type="dxa" w:w="2834"/>
+            <w:tcW w:type="dxa" w:w="3212"/>
             <w:tcBorders>
               <w:top w:val="single" w:color="BFBFBF" w:sz="4"/>
               <w:left w:val="single" w:color="BFBFBF" w:sz="4"/>
@@ -5544,7 +5607,7 @@
         </w:tc>
         <w:tc>
           <w:tcPr>
-            <w:tcW w:type="dxa" w:w="3401"/>
+            <w:tcW w:type="dxa" w:w="3212"/>
             <w:tcBorders>
               <w:top w:val="single" w:color="BFBFBF" w:sz="4"/>
               <w:left w:val="single" w:color="BFBFBF" w:sz="4"/>
@@ -5570,7 +5633,7 @@
         </w:tc>
         <w:tc>
           <w:tcPr>
-            <w:tcW w:type="dxa" w:w="3403"/>
+            <w:tcW w:type="dxa" w:w="3214"/>
             <w:tcBorders>
               <w:top w:val="single" w:color="BFBFBF" w:sz="4"/>
               <w:left w:val="single" w:color="BFBFBF" w:sz="4"/>
@@ -5626,7 +5689,7 @@
         </w:trPr>
         <w:tc>
           <w:tcPr>
-            <w:tcW w:type="dxa" w:w="2834"/>
+            <w:tcW w:type="dxa" w:w="3212"/>
             <w:tcBorders>
               <w:top w:val="single" w:color="BFBFBF" w:sz="4"/>
               <w:left w:val="single" w:color="BFBFBF" w:sz="4"/>
@@ -5654,7 +5717,7 @@
         </w:tc>
         <w:tc>
           <w:tcPr>
-            <w:tcW w:type="dxa" w:w="3401"/>
+            <w:tcW w:type="dxa" w:w="3212"/>
             <w:tcBorders>
               <w:top w:val="single" w:color="BFBFBF" w:sz="4"/>
               <w:left w:val="single" w:color="BFBFBF" w:sz="4"/>
@@ -5680,7 +5743,7 @@
         </w:tc>
         <w:tc>
           <w:tcPr>
-            <w:tcW w:type="dxa" w:w="3403"/>
+            <w:tcW w:type="dxa" w:w="3214"/>
             <w:tcBorders>
               <w:top w:val="single" w:color="BFBFBF" w:sz="4"/>
               <w:left w:val="single" w:color="BFBFBF" w:sz="4"/>
@@ -5720,7 +5783,7 @@
         </w:trPr>
         <w:tc>
           <w:tcPr>
-            <w:tcW w:type="dxa" w:w="2834"/>
+            <w:tcW w:type="dxa" w:w="3212"/>
             <w:tcBorders>
               <w:top w:val="single" w:color="BFBFBF" w:sz="4"/>
               <w:left w:val="single" w:color="BFBFBF" w:sz="4"/>
@@ -5755,7 +5818,7 @@
         </w:tc>
         <w:tc>
           <w:tcPr>
-            <w:tcW w:type="dxa" w:w="3401"/>
+            <w:tcW w:type="dxa" w:w="3212"/>
             <w:tcBorders>
               <w:top w:val="single" w:color="BFBFBF" w:sz="4"/>
               <w:left w:val="single" w:color="BFBFBF" w:sz="4"/>
@@ -5781,7 +5844,7 @@
         </w:tc>
         <w:tc>
           <w:tcPr>
-            <w:tcW w:type="dxa" w:w="3403"/>
+            <w:tcW w:type="dxa" w:w="3214"/>
             <w:tcBorders>
               <w:top w:val="single" w:color="BFBFBF" w:sz="4"/>
               <w:left w:val="single" w:color="BFBFBF" w:sz="4"/>
@@ -5814,7 +5877,7 @@
         </w:trPr>
         <w:tc>
           <w:tcPr>
-            <w:tcW w:type="dxa" w:w="2834"/>
+            <w:tcW w:type="dxa" w:w="3212"/>
             <w:tcBorders>
               <w:top w:val="single" w:color="BFBFBF" w:sz="4"/>
               <w:left w:val="single" w:color="BFBFBF" w:sz="4"/>
@@ -5842,7 +5905,7 @@
         </w:tc>
         <w:tc>
           <w:tcPr>
-            <w:tcW w:type="dxa" w:w="3401"/>
+            <w:tcW w:type="dxa" w:w="3212"/>
             <w:tcBorders>
               <w:top w:val="single" w:color="BFBFBF" w:sz="4"/>
               <w:left w:val="single" w:color="BFBFBF" w:sz="4"/>
@@ -5868,7 +5931,7 @@
         </w:tc>
         <w:tc>
           <w:tcPr>
-            <w:tcW w:type="dxa" w:w="3403"/>
+            <w:tcW w:type="dxa" w:w="3214"/>
             <w:tcBorders>
               <w:top w:val="single" w:color="BFBFBF" w:sz="4"/>
               <w:left w:val="single" w:color="BFBFBF" w:sz="4"/>
@@ -5901,7 +5964,7 @@
         </w:trPr>
         <w:tc>
           <w:tcPr>
-            <w:tcW w:type="dxa" w:w="2834"/>
+            <w:tcW w:type="dxa" w:w="3212"/>
             <w:tcBorders>
               <w:top w:val="single" w:color="BFBFBF" w:sz="4"/>
               <w:left w:val="single" w:color="BFBFBF" w:sz="4"/>
@@ -5923,27 +5986,15 @@
                 <w:sz w:val="17"/>
                 <w:szCs w:val="17"/>
               </w:rPr>
-              <w:t xml:space="preserve">No application encryption key</w:t>
-            </w:r>
-          </w:p>
-        </w:tc>
-        <w:tc>
-          <w:tcPr>
-            <w:tcW w:type="dxa" w:w="3401"/>
-            <w:tcBorders>
-              <w:top w:val="single" w:color="BFBFBF" w:sz="4"/>
-              <w:left w:val="single" w:color="BFBFBF" w:sz="4"/>
-              <w:bottom w:val="single" w:color="BFBFBF" w:sz="4"/>
-              <w:right w:val="single" w:color="BFBFBF" w:sz="4"/>
-            </w:tcBorders>
-            <w:tcMar>
-              <w:top w:type="dxa" w:w="60"/>
-              <w:left w:type="dxa" w:w="100"/>
-              <w:bottom w:type="dxa" w:w="60"/>
-              <w:right w:type="dxa" w:w="100"/>
-            </w:tcMar>
-          </w:tcPr>
-          <w:p>
+              <w:t xml:space="preserve">relation "lokasi" does not exist</w:t>
+            </w:r>
+            <w:r>
+              <w:rPr>
+                <w:sz w:val="19"/>
+                <w:szCs w:val="19"/>
+              </w:rPr>
+              <w:t xml:space="preserve"> / </w:t>
+            </w:r>
             <w:r>
               <w:rPr>
                 <w:rFonts w:ascii="Consolas" w:cs="Consolas" w:eastAsia="Consolas" w:hAnsi="Consolas"/>
@@ -5951,41 +6002,53 @@
                 <w:sz w:val="17"/>
                 <w:szCs w:val="17"/>
               </w:rPr>
-              <w:t xml:space="preserve">APP_KEY</w:t>
-            </w:r>
-            <w:r>
-              <w:rPr>
-                <w:sz w:val="19"/>
-                <w:szCs w:val="19"/>
-              </w:rPr>
-              <w:t xml:space="preserve"> kosong</w:t>
-            </w:r>
-          </w:p>
-        </w:tc>
-        <w:tc>
-          <w:tcPr>
-            <w:tcW w:type="dxa" w:w="3403"/>
-            <w:tcBorders>
-              <w:top w:val="single" w:color="BFBFBF" w:sz="4"/>
-              <w:left w:val="single" w:color="BFBFBF" w:sz="4"/>
-              <w:bottom w:val="single" w:color="BFBFBF" w:sz="4"/>
-              <w:right w:val="single" w:color="BFBFBF" w:sz="4"/>
-            </w:tcBorders>
-            <w:tcMar>
-              <w:top w:type="dxa" w:w="60"/>
-              <w:left w:type="dxa" w:w="100"/>
-              <w:bottom w:type="dxa" w:w="60"/>
-              <w:right w:type="dxa" w:w="100"/>
-            </w:tcMar>
-          </w:tcPr>
-          <w:p>
-            <w:r>
-              <w:rPr>
-                <w:sz w:val="19"/>
-                <w:szCs w:val="19"/>
-              </w:rPr>
-              <w:t xml:space="preserve">Isi </w:t>
-            </w:r>
+              <w:t xml:space="preserve">relation "stok_barang" does not exist</w:t>
+            </w:r>
+          </w:p>
+        </w:tc>
+        <w:tc>
+          <w:tcPr>
+            <w:tcW w:type="dxa" w:w="3212"/>
+            <w:tcBorders>
+              <w:top w:val="single" w:color="BFBFBF" w:sz="4"/>
+              <w:left w:val="single" w:color="BFBFBF" w:sz="4"/>
+              <w:bottom w:val="single" w:color="BFBFBF" w:sz="4"/>
+              <w:right w:val="single" w:color="BFBFBF" w:sz="4"/>
+            </w:tcBorders>
+            <w:tcMar>
+              <w:top w:type="dxa" w:w="60"/>
+              <w:left w:type="dxa" w:w="100"/>
+              <w:bottom w:type="dxa" w:w="60"/>
+              <w:right w:type="dxa" w:w="100"/>
+            </w:tcMar>
+          </w:tcPr>
+          <w:p>
+            <w:r>
+              <w:rPr>
+                <w:sz w:val="19"/>
+                <w:szCs w:val="19"/>
+              </w:rPr>
+              <w:t xml:space="preserve">Migration fitur lokasi dan peminjaman belum dijalankan</w:t>
+            </w:r>
+          </w:p>
+        </w:tc>
+        <w:tc>
+          <w:tcPr>
+            <w:tcW w:type="dxa" w:w="3214"/>
+            <w:tcBorders>
+              <w:top w:val="single" w:color="BFBFBF" w:sz="4"/>
+              <w:left w:val="single" w:color="BFBFBF" w:sz="4"/>
+              <w:bottom w:val="single" w:color="BFBFBF" w:sz="4"/>
+              <w:right w:val="single" w:color="BFBFBF" w:sz="4"/>
+            </w:tcBorders>
+            <w:tcMar>
+              <w:top w:type="dxa" w:w="60"/>
+              <w:left w:type="dxa" w:w="100"/>
+              <w:bottom w:type="dxa" w:w="60"/>
+              <w:right w:type="dxa" w:w="100"/>
+            </w:tcMar>
+          </w:tcPr>
+          <w:p>
             <w:r>
               <w:rPr>
                 <w:rFonts w:ascii="Consolas" w:cs="Consolas" w:eastAsia="Consolas" w:hAnsi="Consolas"/>
@@ -5993,14 +6056,7 @@
                 <w:sz w:val="17"/>
                 <w:szCs w:val="17"/>
               </w:rPr>
-              <w:t xml:space="preserve">APP_KEY</w:t>
-            </w:r>
-            <w:r>
-              <w:rPr>
-                <w:sz w:val="19"/>
-                <w:szCs w:val="19"/>
-              </w:rPr>
-              <w:t xml:space="preserve">, lalu Redeploy</w:t>
+              <w:t xml:space="preserve">php artisan migrate --env=supabase</w:t>
             </w:r>
           </w:p>
         </w:tc>
@@ -6011,28 +6067,21 @@
         </w:trPr>
         <w:tc>
           <w:tcPr>
-            <w:tcW w:type="dxa" w:w="2834"/>
-            <w:tcBorders>
-              <w:top w:val="single" w:color="BFBFBF" w:sz="4"/>
-              <w:left w:val="single" w:color="BFBFBF" w:sz="4"/>
-              <w:bottom w:val="single" w:color="BFBFBF" w:sz="4"/>
-              <w:right w:val="single" w:color="BFBFBF" w:sz="4"/>
-            </w:tcBorders>
-            <w:tcMar>
-              <w:top w:type="dxa" w:w="60"/>
-              <w:left w:type="dxa" w:w="100"/>
-              <w:bottom w:type="dxa" w:w="60"/>
-              <w:right w:type="dxa" w:w="100"/>
-            </w:tcMar>
-          </w:tcPr>
-          <w:p>
-            <w:r>
-              <w:rPr>
-                <w:sz w:val="19"/>
-                <w:szCs w:val="19"/>
-              </w:rPr>
-              <w:t xml:space="preserve">Log: </w:t>
-            </w:r>
+            <w:tcW w:type="dxa" w:w="3212"/>
+            <w:tcBorders>
+              <w:top w:val="single" w:color="BFBFBF" w:sz="4"/>
+              <w:left w:val="single" w:color="BFBFBF" w:sz="4"/>
+              <w:bottom w:val="single" w:color="BFBFBF" w:sz="4"/>
+              <w:right w:val="single" w:color="BFBFBF" w:sz="4"/>
+            </w:tcBorders>
+            <w:tcMar>
+              <w:top w:type="dxa" w:w="60"/>
+              <w:left w:type="dxa" w:w="100"/>
+              <w:bottom w:type="dxa" w:w="60"/>
+              <w:right w:type="dxa" w:w="100"/>
+            </w:tcMar>
+          </w:tcPr>
+          <w:p>
             <w:r>
               <w:rPr>
                 <w:rFonts w:ascii="Consolas" w:cs="Consolas" w:eastAsia="Consolas" w:hAnsi="Consolas"/>
@@ -6040,34 +6089,27 @@
                 <w:sz w:val="17"/>
                 <w:szCs w:val="17"/>
               </w:rPr>
-              <w:t xml:space="preserve">$bucket must be of type string, null given</w:t>
-            </w:r>
-          </w:p>
-        </w:tc>
-        <w:tc>
-          <w:tcPr>
-            <w:tcW w:type="dxa" w:w="3401"/>
-            <w:tcBorders>
-              <w:top w:val="single" w:color="BFBFBF" w:sz="4"/>
-              <w:left w:val="single" w:color="BFBFBF" w:sz="4"/>
-              <w:bottom w:val="single" w:color="BFBFBF" w:sz="4"/>
-              <w:right w:val="single" w:color="BFBFBF" w:sz="4"/>
-            </w:tcBorders>
-            <w:tcMar>
-              <w:top w:type="dxa" w:w="60"/>
-              <w:left w:type="dxa" w:w="100"/>
-              <w:bottom w:type="dxa" w:w="60"/>
-              <w:right w:type="dxa" w:w="100"/>
-            </w:tcMar>
-          </w:tcPr>
-          <w:p>
-            <w:r>
-              <w:rPr>
-                <w:sz w:val="19"/>
-                <w:szCs w:val="19"/>
-              </w:rPr>
-              <w:t xml:space="preserve">Variabel </w:t>
-            </w:r>
+              <w:t xml:space="preserve">No application encryption key</w:t>
+            </w:r>
+          </w:p>
+        </w:tc>
+        <w:tc>
+          <w:tcPr>
+            <w:tcW w:type="dxa" w:w="3212"/>
+            <w:tcBorders>
+              <w:top w:val="single" w:color="BFBFBF" w:sz="4"/>
+              <w:left w:val="single" w:color="BFBFBF" w:sz="4"/>
+              <w:bottom w:val="single" w:color="BFBFBF" w:sz="4"/>
+              <w:right w:val="single" w:color="BFBFBF" w:sz="4"/>
+            </w:tcBorders>
+            <w:tcMar>
+              <w:top w:type="dxa" w:w="60"/>
+              <w:left w:type="dxa" w:w="100"/>
+              <w:bottom w:type="dxa" w:w="60"/>
+              <w:right w:type="dxa" w:w="100"/>
+            </w:tcMar>
+          </w:tcPr>
+          <w:p>
             <w:r>
               <w:rPr>
                 <w:rFonts w:ascii="Consolas" w:cs="Consolas" w:eastAsia="Consolas" w:hAnsi="Consolas"/>
@@ -6075,14 +6117,40 @@
                 <w:sz w:val="17"/>
                 <w:szCs w:val="17"/>
               </w:rPr>
-              <w:t xml:space="preserve">AWS_BUCKET</w:t>
-            </w:r>
-            <w:r>
-              <w:rPr>
-                <w:sz w:val="19"/>
-                <w:szCs w:val="19"/>
-              </w:rPr>
-              <w:t xml:space="preserve"> (dan </w:t>
+              <w:t xml:space="preserve">APP_KEY</w:t>
+            </w:r>
+            <w:r>
+              <w:rPr>
+                <w:sz w:val="19"/>
+                <w:szCs w:val="19"/>
+              </w:rPr>
+              <w:t xml:space="preserve"> kosong</w:t>
+            </w:r>
+          </w:p>
+        </w:tc>
+        <w:tc>
+          <w:tcPr>
+            <w:tcW w:type="dxa" w:w="3214"/>
+            <w:tcBorders>
+              <w:top w:val="single" w:color="BFBFBF" w:sz="4"/>
+              <w:left w:val="single" w:color="BFBFBF" w:sz="4"/>
+              <w:bottom w:val="single" w:color="BFBFBF" w:sz="4"/>
+              <w:right w:val="single" w:color="BFBFBF" w:sz="4"/>
+            </w:tcBorders>
+            <w:tcMar>
+              <w:top w:type="dxa" w:w="60"/>
+              <w:left w:type="dxa" w:w="100"/>
+              <w:bottom w:type="dxa" w:w="60"/>
+              <w:right w:type="dxa" w:w="100"/>
+            </w:tcMar>
+          </w:tcPr>
+          <w:p>
+            <w:r>
+              <w:rPr>
+                <w:sz w:val="19"/>
+                <w:szCs w:val="19"/>
+              </w:rPr>
+              <w:t xml:space="preserve">Isi </w:t>
             </w:r>
             <w:r>
               <w:rPr>
@@ -6091,72 +6159,14 @@
                 <w:sz w:val="17"/>
                 <w:szCs w:val="17"/>
               </w:rPr>
-              <w:t xml:space="preserve">AWS_*</w:t>
-            </w:r>
-            <w:r>
-              <w:rPr>
-                <w:sz w:val="19"/>
-                <w:szCs w:val="19"/>
-              </w:rPr>
-              <w:t xml:space="preserve"> lain) belum diisi di Vercel</w:t>
-            </w:r>
-          </w:p>
-        </w:tc>
-        <w:tc>
-          <w:tcPr>
-            <w:tcW w:type="dxa" w:w="3403"/>
-            <w:tcBorders>
-              <w:top w:val="single" w:color="BFBFBF" w:sz="4"/>
-              <w:left w:val="single" w:color="BFBFBF" w:sz="4"/>
-              <w:bottom w:val="single" w:color="BFBFBF" w:sz="4"/>
-              <w:right w:val="single" w:color="BFBFBF" w:sz="4"/>
-            </w:tcBorders>
-            <w:tcMar>
-              <w:top w:type="dxa" w:w="60"/>
-              <w:left w:type="dxa" w:w="100"/>
-              <w:bottom w:type="dxa" w:w="60"/>
-              <w:right w:type="dxa" w:w="100"/>
-            </w:tcMar>
-          </w:tcPr>
-          <w:p>
-            <w:r>
-              <w:rPr>
-                <w:sz w:val="19"/>
-                <w:szCs w:val="19"/>
-              </w:rPr>
-              <w:t xml:space="preserve">Isi semua variabel </w:t>
-            </w:r>
-            <w:r>
-              <w:rPr>
-                <w:rFonts w:ascii="Consolas" w:cs="Consolas" w:eastAsia="Consolas" w:hAnsi="Consolas"/>
-                <w:color w:val="1F4E79"/>
-                <w:sz w:val="17"/>
-                <w:szCs w:val="17"/>
-              </w:rPr>
-              <w:t xml:space="preserve">UPLOAD_DISK</w:t>
-            </w:r>
-            <w:r>
-              <w:rPr>
-                <w:sz w:val="19"/>
-                <w:szCs w:val="19"/>
-              </w:rPr>
-              <w:t xml:space="preserve"> dan </w:t>
-            </w:r>
-            <w:r>
-              <w:rPr>
-                <w:rFonts w:ascii="Consolas" w:cs="Consolas" w:eastAsia="Consolas" w:hAnsi="Consolas"/>
-                <w:color w:val="1F4E79"/>
-                <w:sz w:val="17"/>
-                <w:szCs w:val="17"/>
-              </w:rPr>
-              <w:t xml:space="preserve">AWS_*</w:t>
-            </w:r>
-            <w:r>
-              <w:rPr>
-                <w:sz w:val="19"/>
-                <w:szCs w:val="19"/>
-              </w:rPr>
-              <w:t xml:space="preserve"> dari langkah 2.7, lalu Redeploy</w:t>
+              <w:t xml:space="preserve">APP_KEY</w:t>
+            </w:r>
+            <w:r>
+              <w:rPr>
+                <w:sz w:val="19"/>
+                <w:szCs w:val="19"/>
+              </w:rPr>
+              <w:t xml:space="preserve">, lalu Redeploy</w:t>
             </w:r>
           </w:p>
         </w:tc>
@@ -6167,21 +6177,28 @@
         </w:trPr>
         <w:tc>
           <w:tcPr>
-            <w:tcW w:type="dxa" w:w="2834"/>
-            <w:tcBorders>
-              <w:top w:val="single" w:color="BFBFBF" w:sz="4"/>
-              <w:left w:val="single" w:color="BFBFBF" w:sz="4"/>
-              <w:bottom w:val="single" w:color="BFBFBF" w:sz="4"/>
-              <w:right w:val="single" w:color="BFBFBF" w:sz="4"/>
-            </w:tcBorders>
-            <w:tcMar>
-              <w:top w:type="dxa" w:w="60"/>
-              <w:left w:type="dxa" w:w="100"/>
-              <w:bottom w:type="dxa" w:w="60"/>
-              <w:right w:type="dxa" w:w="100"/>
-            </w:tcMar>
-          </w:tcPr>
-          <w:p>
+            <w:tcW w:type="dxa" w:w="3212"/>
+            <w:tcBorders>
+              <w:top w:val="single" w:color="BFBFBF" w:sz="4"/>
+              <w:left w:val="single" w:color="BFBFBF" w:sz="4"/>
+              <w:bottom w:val="single" w:color="BFBFBF" w:sz="4"/>
+              <w:right w:val="single" w:color="BFBFBF" w:sz="4"/>
+            </w:tcBorders>
+            <w:tcMar>
+              <w:top w:type="dxa" w:w="60"/>
+              <w:left w:type="dxa" w:w="100"/>
+              <w:bottom w:type="dxa" w:w="60"/>
+              <w:right w:type="dxa" w:w="100"/>
+            </w:tcMar>
+          </w:tcPr>
+          <w:p>
+            <w:r>
+              <w:rPr>
+                <w:sz w:val="19"/>
+                <w:szCs w:val="19"/>
+              </w:rPr>
+              <w:t xml:space="preserve">Log: </w:t>
+            </w:r>
             <w:r>
               <w:rPr>
                 <w:rFonts w:ascii="Consolas" w:cs="Consolas" w:eastAsia="Consolas" w:hAnsi="Consolas"/>
@@ -6189,34 +6206,34 @@
                 <w:sz w:val="17"/>
                 <w:szCs w:val="17"/>
               </w:rPr>
-              <w:t xml:space="preserve">Vite manifest not found</w:t>
-            </w:r>
-            <w:r>
-              <w:rPr>
-                <w:sz w:val="19"/>
-                <w:szCs w:val="19"/>
-              </w:rPr>
-              <w:t xml:space="preserve"> / tampilan tanpa CSS</w:t>
-            </w:r>
-          </w:p>
-        </w:tc>
-        <w:tc>
-          <w:tcPr>
-            <w:tcW w:type="dxa" w:w="3401"/>
-            <w:tcBorders>
-              <w:top w:val="single" w:color="BFBFBF" w:sz="4"/>
-              <w:left w:val="single" w:color="BFBFBF" w:sz="4"/>
-              <w:bottom w:val="single" w:color="BFBFBF" w:sz="4"/>
-              <w:right w:val="single" w:color="BFBFBF" w:sz="4"/>
-            </w:tcBorders>
-            <w:tcMar>
-              <w:top w:type="dxa" w:w="60"/>
-              <w:left w:type="dxa" w:w="100"/>
-              <w:bottom w:type="dxa" w:w="60"/>
-              <w:right w:type="dxa" w:w="100"/>
-            </w:tcMar>
-          </w:tcPr>
-          <w:p>
+              <w:t xml:space="preserve">$bucket must be of type string, null given</w:t>
+            </w:r>
+          </w:p>
+        </w:tc>
+        <w:tc>
+          <w:tcPr>
+            <w:tcW w:type="dxa" w:w="3212"/>
+            <w:tcBorders>
+              <w:top w:val="single" w:color="BFBFBF" w:sz="4"/>
+              <w:left w:val="single" w:color="BFBFBF" w:sz="4"/>
+              <w:bottom w:val="single" w:color="BFBFBF" w:sz="4"/>
+              <w:right w:val="single" w:color="BFBFBF" w:sz="4"/>
+            </w:tcBorders>
+            <w:tcMar>
+              <w:top w:type="dxa" w:w="60"/>
+              <w:left w:type="dxa" w:w="100"/>
+              <w:bottom w:type="dxa" w:w="60"/>
+              <w:right w:type="dxa" w:w="100"/>
+            </w:tcMar>
+          </w:tcPr>
+          <w:p>
+            <w:r>
+              <w:rPr>
+                <w:sz w:val="19"/>
+                <w:szCs w:val="19"/>
+              </w:rPr>
+              <w:t xml:space="preserve">Variabel </w:t>
+            </w:r>
             <w:r>
               <w:rPr>
                 <w:rFonts w:ascii="Consolas" w:cs="Consolas" w:eastAsia="Consolas" w:hAnsi="Consolas"/>
@@ -6224,14 +6241,14 @@
                 <w:sz w:val="17"/>
                 <w:szCs w:val="17"/>
               </w:rPr>
-              <w:t xml:space="preserve">public/build</w:t>
-            </w:r>
-            <w:r>
-              <w:rPr>
-                <w:sz w:val="19"/>
-                <w:szCs w:val="19"/>
-              </w:rPr>
-              <w:t xml:space="preserve"> belum ikut / </w:t>
+              <w:t xml:space="preserve">AWS_BUCKET</w:t>
+            </w:r>
+            <w:r>
+              <w:rPr>
+                <w:sz w:val="19"/>
+                <w:szCs w:val="19"/>
+              </w:rPr>
+              <w:t xml:space="preserve"> (dan </w:t>
             </w:r>
             <w:r>
               <w:rPr>
@@ -6240,34 +6257,41 @@
                 <w:sz w:val="17"/>
                 <w:szCs w:val="17"/>
               </w:rPr>
-              <w:t xml:space="preserve">APP_URL</w:t>
-            </w:r>
-            <w:r>
-              <w:rPr>
-                <w:sz w:val="19"/>
-                <w:szCs w:val="19"/>
-              </w:rPr>
-              <w:t xml:space="preserve"> salah</w:t>
-            </w:r>
-          </w:p>
-        </w:tc>
-        <w:tc>
-          <w:tcPr>
-            <w:tcW w:type="dxa" w:w="3403"/>
-            <w:tcBorders>
-              <w:top w:val="single" w:color="BFBFBF" w:sz="4"/>
-              <w:left w:val="single" w:color="BFBFBF" w:sz="4"/>
-              <w:bottom w:val="single" w:color="BFBFBF" w:sz="4"/>
-              <w:right w:val="single" w:color="BFBFBF" w:sz="4"/>
-            </w:tcBorders>
-            <w:tcMar>
-              <w:top w:type="dxa" w:w="60"/>
-              <w:left w:type="dxa" w:w="100"/>
-              <w:bottom w:type="dxa" w:w="60"/>
-              <w:right w:type="dxa" w:w="100"/>
-            </w:tcMar>
-          </w:tcPr>
-          <w:p>
+              <w:t xml:space="preserve">AWS_*</w:t>
+            </w:r>
+            <w:r>
+              <w:rPr>
+                <w:sz w:val="19"/>
+                <w:szCs w:val="19"/>
+              </w:rPr>
+              <w:t xml:space="preserve"> lain) belum diisi di Vercel</w:t>
+            </w:r>
+          </w:p>
+        </w:tc>
+        <w:tc>
+          <w:tcPr>
+            <w:tcW w:type="dxa" w:w="3214"/>
+            <w:tcBorders>
+              <w:top w:val="single" w:color="BFBFBF" w:sz="4"/>
+              <w:left w:val="single" w:color="BFBFBF" w:sz="4"/>
+              <w:bottom w:val="single" w:color="BFBFBF" w:sz="4"/>
+              <w:right w:val="single" w:color="BFBFBF" w:sz="4"/>
+            </w:tcBorders>
+            <w:tcMar>
+              <w:top w:type="dxa" w:w="60"/>
+              <w:left w:type="dxa" w:w="100"/>
+              <w:bottom w:type="dxa" w:w="60"/>
+              <w:right w:type="dxa" w:w="100"/>
+            </w:tcMar>
+          </w:tcPr>
+          <w:p>
+            <w:r>
+              <w:rPr>
+                <w:sz w:val="19"/>
+                <w:szCs w:val="19"/>
+              </w:rPr>
+              <w:t xml:space="preserve">Isi semua variabel </w:t>
+            </w:r>
             <w:r>
               <w:rPr>
                 <w:rFonts w:ascii="Consolas" w:cs="Consolas" w:eastAsia="Consolas" w:hAnsi="Consolas"/>
@@ -6275,14 +6299,14 @@
                 <w:sz w:val="17"/>
                 <w:szCs w:val="17"/>
               </w:rPr>
-              <w:t xml:space="preserve">npm run build</w:t>
-            </w:r>
-            <w:r>
-              <w:rPr>
-                <w:sz w:val="19"/>
-                <w:szCs w:val="19"/>
-              </w:rPr>
-              <w:t xml:space="preserve">, commit, push; cek </w:t>
+              <w:t xml:space="preserve">UPLOAD_DISK</w:t>
+            </w:r>
+            <w:r>
+              <w:rPr>
+                <w:sz w:val="19"/>
+                <w:szCs w:val="19"/>
+              </w:rPr>
+              <w:t xml:space="preserve"> dan </w:t>
             </w:r>
             <w:r>
               <w:rPr>
@@ -6291,7 +6315,14 @@
                 <w:sz w:val="17"/>
                 <w:szCs w:val="17"/>
               </w:rPr>
-              <w:t xml:space="preserve">APP_URL</w:t>
+              <w:t xml:space="preserve">AWS_*</w:t>
+            </w:r>
+            <w:r>
+              <w:rPr>
+                <w:sz w:val="19"/>
+                <w:szCs w:val="19"/>
+              </w:rPr>
+              <w:t xml:space="preserve"> dari langkah 2.7, lalu Redeploy</w:t>
             </w:r>
           </w:p>
         </w:tc>
@@ -6302,80 +6333,21 @@
         </w:trPr>
         <w:tc>
           <w:tcPr>
-            <w:tcW w:type="dxa" w:w="2834"/>
-            <w:tcBorders>
-              <w:top w:val="single" w:color="BFBFBF" w:sz="4"/>
-              <w:left w:val="single" w:color="BFBFBF" w:sz="4"/>
-              <w:bottom w:val="single" w:color="BFBFBF" w:sz="4"/>
-              <w:right w:val="single" w:color="BFBFBF" w:sz="4"/>
-            </w:tcBorders>
-            <w:tcMar>
-              <w:top w:type="dxa" w:w="60"/>
-              <w:left w:type="dxa" w:w="100"/>
-              <w:bottom w:type="dxa" w:w="60"/>
-              <w:right w:type="dxa" w:w="100"/>
-            </w:tcMar>
-          </w:tcPr>
-          <w:p>
-            <w:r>
-              <w:rPr>
-                <w:sz w:val="19"/>
-                <w:szCs w:val="19"/>
-              </w:rPr>
-              <w:t xml:space="preserve">Pesan "Gambar gagal disimpan ke penyimpanan"</w:t>
-            </w:r>
-          </w:p>
-        </w:tc>
-        <w:tc>
-          <w:tcPr>
-            <w:tcW w:type="dxa" w:w="3401"/>
-            <w:tcBorders>
-              <w:top w:val="single" w:color="BFBFBF" w:sz="4"/>
-              <w:left w:val="single" w:color="BFBFBF" w:sz="4"/>
-              <w:bottom w:val="single" w:color="BFBFBF" w:sz="4"/>
-              <w:right w:val="single" w:color="BFBFBF" w:sz="4"/>
-            </w:tcBorders>
-            <w:tcMar>
-              <w:top w:type="dxa" w:w="60"/>
-              <w:left w:type="dxa" w:w="100"/>
-              <w:bottom w:type="dxa" w:w="60"/>
-              <w:right w:type="dxa" w:w="100"/>
-            </w:tcMar>
-          </w:tcPr>
-          <w:p>
-            <w:r>
-              <w:rPr>
-                <w:sz w:val="19"/>
-                <w:szCs w:val="19"/>
-              </w:rPr>
-              <w:t xml:space="preserve">Kunci S3 / endpoint / region / nama bucket salah, atau bucket belum dibuat</w:t>
-            </w:r>
-          </w:p>
-        </w:tc>
-        <w:tc>
-          <w:tcPr>
-            <w:tcW w:type="dxa" w:w="3403"/>
-            <w:tcBorders>
-              <w:top w:val="single" w:color="BFBFBF" w:sz="4"/>
-              <w:left w:val="single" w:color="BFBFBF" w:sz="4"/>
-              <w:bottom w:val="single" w:color="BFBFBF" w:sz="4"/>
-              <w:right w:val="single" w:color="BFBFBF" w:sz="4"/>
-            </w:tcBorders>
-            <w:tcMar>
-              <w:top w:type="dxa" w:w="60"/>
-              <w:left w:type="dxa" w:w="100"/>
-              <w:bottom w:type="dxa" w:w="60"/>
-              <w:right w:type="dxa" w:w="100"/>
-            </w:tcMar>
-          </w:tcPr>
-          <w:p>
-            <w:r>
-              <w:rPr>
-                <w:sz w:val="19"/>
-                <w:szCs w:val="19"/>
-              </w:rPr>
-              <w:t xml:space="preserve">Cek </w:t>
-            </w:r>
+            <w:tcW w:type="dxa" w:w="3212"/>
+            <w:tcBorders>
+              <w:top w:val="single" w:color="BFBFBF" w:sz="4"/>
+              <w:left w:val="single" w:color="BFBFBF" w:sz="4"/>
+              <w:bottom w:val="single" w:color="BFBFBF" w:sz="4"/>
+              <w:right w:val="single" w:color="BFBFBF" w:sz="4"/>
+            </w:tcBorders>
+            <w:tcMar>
+              <w:top w:type="dxa" w:w="60"/>
+              <w:left w:type="dxa" w:w="100"/>
+              <w:bottom w:type="dxa" w:w="60"/>
+              <w:right w:type="dxa" w:w="100"/>
+            </w:tcMar>
+          </w:tcPr>
+          <w:p>
             <w:r>
               <w:rPr>
                 <w:rFonts w:ascii="Consolas" w:cs="Consolas" w:eastAsia="Consolas" w:hAnsi="Consolas"/>
@@ -6383,15 +6355,34 @@
                 <w:sz w:val="17"/>
                 <w:szCs w:val="17"/>
               </w:rPr>
-              <w:t xml:space="preserve">UPLOAD_DISK</w:t>
-            </w:r>
-            <w:r>
-              <w:rPr>
-                <w:sz w:val="19"/>
-                <w:szCs w:val="19"/>
-              </w:rPr>
-              <w:t xml:space="preserve"> dan </w:t>
-            </w:r>
+              <w:t xml:space="preserve">Vite manifest not found</w:t>
+            </w:r>
+            <w:r>
+              <w:rPr>
+                <w:sz w:val="19"/>
+                <w:szCs w:val="19"/>
+              </w:rPr>
+              <w:t xml:space="preserve"> / tampilan tanpa CSS</w:t>
+            </w:r>
+          </w:p>
+        </w:tc>
+        <w:tc>
+          <w:tcPr>
+            <w:tcW w:type="dxa" w:w="3212"/>
+            <w:tcBorders>
+              <w:top w:val="single" w:color="BFBFBF" w:sz="4"/>
+              <w:left w:val="single" w:color="BFBFBF" w:sz="4"/>
+              <w:bottom w:val="single" w:color="BFBFBF" w:sz="4"/>
+              <w:right w:val="single" w:color="BFBFBF" w:sz="4"/>
+            </w:tcBorders>
+            <w:tcMar>
+              <w:top w:type="dxa" w:w="60"/>
+              <w:left w:type="dxa" w:w="100"/>
+              <w:bottom w:type="dxa" w:w="60"/>
+              <w:right w:type="dxa" w:w="100"/>
+            </w:tcMar>
+          </w:tcPr>
+          <w:p>
             <w:r>
               <w:rPr>
                 <w:rFonts w:ascii="Consolas" w:cs="Consolas" w:eastAsia="Consolas" w:hAnsi="Consolas"/>
@@ -6399,30 +6390,14 @@
                 <w:sz w:val="17"/>
                 <w:szCs w:val="17"/>
               </w:rPr>
-              <w:t xml:space="preserve">AWS_*</w:t>
-            </w:r>
-            <w:r>
-              <w:rPr>
-                <w:sz w:val="19"/>
-                <w:szCs w:val="19"/>
-              </w:rPr>
-              <w:t xml:space="preserve"> (langkah 2.7), Redeploy. Penyebab pastinya tercatat di </w:t>
-            </w:r>
-            <w:r>
-              <w:rPr>
-                <w:b/>
-                <w:bCs/>
-                <w:sz w:val="19"/>
-                <w:szCs w:val="19"/>
-              </w:rPr>
-              <w:t xml:space="preserve">Logs</w:t>
-            </w:r>
-            <w:r>
-              <w:rPr>
-                <w:sz w:val="19"/>
-                <w:szCs w:val="19"/>
-              </w:rPr>
-              <w:t xml:space="preserve"> Vercel: cari </w:t>
+              <w:t xml:space="preserve">public/build</w:t>
+            </w:r>
+            <w:r>
+              <w:rPr>
+                <w:sz w:val="19"/>
+                <w:szCs w:val="19"/>
+              </w:rPr>
+              <w:t xml:space="preserve"> belum ikut / </w:t>
             </w:r>
             <w:r>
               <w:rPr>
@@ -6431,7 +6406,58 @@
                 <w:sz w:val="17"/>
                 <w:szCs w:val="17"/>
               </w:rPr>
-              <w:t xml:space="preserve">Gambar gagal disimpan</w:t>
+              <w:t xml:space="preserve">APP_URL</w:t>
+            </w:r>
+            <w:r>
+              <w:rPr>
+                <w:sz w:val="19"/>
+                <w:szCs w:val="19"/>
+              </w:rPr>
+              <w:t xml:space="preserve"> salah</w:t>
+            </w:r>
+          </w:p>
+        </w:tc>
+        <w:tc>
+          <w:tcPr>
+            <w:tcW w:type="dxa" w:w="3214"/>
+            <w:tcBorders>
+              <w:top w:val="single" w:color="BFBFBF" w:sz="4"/>
+              <w:left w:val="single" w:color="BFBFBF" w:sz="4"/>
+              <w:bottom w:val="single" w:color="BFBFBF" w:sz="4"/>
+              <w:right w:val="single" w:color="BFBFBF" w:sz="4"/>
+            </w:tcBorders>
+            <w:tcMar>
+              <w:top w:type="dxa" w:w="60"/>
+              <w:left w:type="dxa" w:w="100"/>
+              <w:bottom w:type="dxa" w:w="60"/>
+              <w:right w:type="dxa" w:w="100"/>
+            </w:tcMar>
+          </w:tcPr>
+          <w:p>
+            <w:r>
+              <w:rPr>
+                <w:rFonts w:ascii="Consolas" w:cs="Consolas" w:eastAsia="Consolas" w:hAnsi="Consolas"/>
+                <w:color w:val="1F4E79"/>
+                <w:sz w:val="17"/>
+                <w:szCs w:val="17"/>
+              </w:rPr>
+              <w:t xml:space="preserve">npm run build</w:t>
+            </w:r>
+            <w:r>
+              <w:rPr>
+                <w:sz w:val="19"/>
+                <w:szCs w:val="19"/>
+              </w:rPr>
+              <w:t xml:space="preserve">, commit, push; cek </w:t>
+            </w:r>
+            <w:r>
+              <w:rPr>
+                <w:rFonts w:ascii="Consolas" w:cs="Consolas" w:eastAsia="Consolas" w:hAnsi="Consolas"/>
+                <w:color w:val="1F4E79"/>
+                <w:sz w:val="17"/>
+                <w:szCs w:val="17"/>
+              </w:rPr>
+              <w:t xml:space="preserve">APP_URL</w:t>
             </w:r>
           </w:p>
         </w:tc>
@@ -6442,53 +6468,79 @@
         </w:trPr>
         <w:tc>
           <w:tcPr>
-            <w:tcW w:type="dxa" w:w="2834"/>
-            <w:tcBorders>
-              <w:top w:val="single" w:color="BFBFBF" w:sz="4"/>
-              <w:left w:val="single" w:color="BFBFBF" w:sz="4"/>
-              <w:bottom w:val="single" w:color="BFBFBF" w:sz="4"/>
-              <w:right w:val="single" w:color="BFBFBF" w:sz="4"/>
-            </w:tcBorders>
-            <w:tcMar>
-              <w:top w:type="dxa" w:w="60"/>
-              <w:left w:type="dxa" w:w="100"/>
-              <w:bottom w:type="dxa" w:w="60"/>
-              <w:right w:type="dxa" w:w="100"/>
-            </w:tcMar>
-          </w:tcPr>
-          <w:p>
-            <w:r>
-              <w:rPr>
-                <w:sz w:val="19"/>
-                <w:szCs w:val="19"/>
-              </w:rPr>
-              <w:t xml:space="preserve">Gambar tidak tampil (ikon rusak)</w:t>
-            </w:r>
-          </w:p>
-        </w:tc>
-        <w:tc>
-          <w:tcPr>
-            <w:tcW w:type="dxa" w:w="3401"/>
-            <w:tcBorders>
-              <w:top w:val="single" w:color="BFBFBF" w:sz="4"/>
-              <w:left w:val="single" w:color="BFBFBF" w:sz="4"/>
-              <w:bottom w:val="single" w:color="BFBFBF" w:sz="4"/>
-              <w:right w:val="single" w:color="BFBFBF" w:sz="4"/>
-            </w:tcBorders>
-            <w:tcMar>
-              <w:top w:type="dxa" w:w="60"/>
-              <w:left w:type="dxa" w:w="100"/>
-              <w:bottom w:type="dxa" w:w="60"/>
-              <w:right w:type="dxa" w:w="100"/>
-            </w:tcMar>
-          </w:tcPr>
-          <w:p>
-            <w:r>
-              <w:rPr>
-                <w:sz w:val="19"/>
-                <w:szCs w:val="19"/>
-              </w:rPr>
-              <w:t xml:space="preserve">Bucket belum publik / </w:t>
+            <w:tcW w:type="dxa" w:w="3212"/>
+            <w:tcBorders>
+              <w:top w:val="single" w:color="BFBFBF" w:sz="4"/>
+              <w:left w:val="single" w:color="BFBFBF" w:sz="4"/>
+              <w:bottom w:val="single" w:color="BFBFBF" w:sz="4"/>
+              <w:right w:val="single" w:color="BFBFBF" w:sz="4"/>
+            </w:tcBorders>
+            <w:tcMar>
+              <w:top w:type="dxa" w:w="60"/>
+              <w:left w:type="dxa" w:w="100"/>
+              <w:bottom w:type="dxa" w:w="60"/>
+              <w:right w:type="dxa" w:w="100"/>
+            </w:tcMar>
+          </w:tcPr>
+          <w:p>
+            <w:r>
+              <w:rPr>
+                <w:sz w:val="19"/>
+                <w:szCs w:val="19"/>
+              </w:rPr>
+              <w:t xml:space="preserve">Pesan "Gambar gagal disimpan ke penyimpanan"</w:t>
+            </w:r>
+          </w:p>
+        </w:tc>
+        <w:tc>
+          <w:tcPr>
+            <w:tcW w:type="dxa" w:w="3212"/>
+            <w:tcBorders>
+              <w:top w:val="single" w:color="BFBFBF" w:sz="4"/>
+              <w:left w:val="single" w:color="BFBFBF" w:sz="4"/>
+              <w:bottom w:val="single" w:color="BFBFBF" w:sz="4"/>
+              <w:right w:val="single" w:color="BFBFBF" w:sz="4"/>
+            </w:tcBorders>
+            <w:tcMar>
+              <w:top w:type="dxa" w:w="60"/>
+              <w:left w:type="dxa" w:w="100"/>
+              <w:bottom w:type="dxa" w:w="60"/>
+              <w:right w:type="dxa" w:w="100"/>
+            </w:tcMar>
+          </w:tcPr>
+          <w:p>
+            <w:r>
+              <w:rPr>
+                <w:sz w:val="19"/>
+                <w:szCs w:val="19"/>
+              </w:rPr>
+              <w:t xml:space="preserve">Kunci S3 / endpoint / region / nama bucket salah, atau bucket belum dibuat</w:t>
+            </w:r>
+          </w:p>
+        </w:tc>
+        <w:tc>
+          <w:tcPr>
+            <w:tcW w:type="dxa" w:w="3214"/>
+            <w:tcBorders>
+              <w:top w:val="single" w:color="BFBFBF" w:sz="4"/>
+              <w:left w:val="single" w:color="BFBFBF" w:sz="4"/>
+              <w:bottom w:val="single" w:color="BFBFBF" w:sz="4"/>
+              <w:right w:val="single" w:color="BFBFBF" w:sz="4"/>
+            </w:tcBorders>
+            <w:tcMar>
+              <w:top w:type="dxa" w:w="60"/>
+              <w:left w:type="dxa" w:w="100"/>
+              <w:bottom w:type="dxa" w:w="60"/>
+              <w:right w:type="dxa" w:w="100"/>
+            </w:tcMar>
+          </w:tcPr>
+          <w:p>
+            <w:r>
+              <w:rPr>
+                <w:sz w:val="19"/>
+                <w:szCs w:val="19"/>
+              </w:rPr>
+              <w:t xml:space="preserve">Cek </w:t>
             </w:r>
             <w:r>
               <w:rPr>
@@ -6497,40 +6549,14 @@
                 <w:sz w:val="17"/>
                 <w:szCs w:val="17"/>
               </w:rPr>
-              <w:t xml:space="preserve">AWS_URL</w:t>
-            </w:r>
-            <w:r>
-              <w:rPr>
-                <w:sz w:val="19"/>
-                <w:szCs w:val="19"/>
-              </w:rPr>
-              <w:t xml:space="preserve"> salah</w:t>
-            </w:r>
-          </w:p>
-        </w:tc>
-        <w:tc>
-          <w:tcPr>
-            <w:tcW w:type="dxa" w:w="3403"/>
-            <w:tcBorders>
-              <w:top w:val="single" w:color="BFBFBF" w:sz="4"/>
-              <w:left w:val="single" w:color="BFBFBF" w:sz="4"/>
-              <w:bottom w:val="single" w:color="BFBFBF" w:sz="4"/>
-              <w:right w:val="single" w:color="BFBFBF" w:sz="4"/>
-            </w:tcBorders>
-            <w:tcMar>
-              <w:top w:type="dxa" w:w="60"/>
-              <w:left w:type="dxa" w:w="100"/>
-              <w:bottom w:type="dxa" w:w="60"/>
-              <w:right w:type="dxa" w:w="100"/>
-            </w:tcMar>
-          </w:tcPr>
-          <w:p>
-            <w:r>
-              <w:rPr>
-                <w:sz w:val="19"/>
-                <w:szCs w:val="19"/>
-              </w:rPr>
-              <w:t xml:space="preserve">Aktifkan Public bucket; </w:t>
+              <w:t xml:space="preserve">UPLOAD_DISK</w:t>
+            </w:r>
+            <w:r>
+              <w:rPr>
+                <w:sz w:val="19"/>
+                <w:szCs w:val="19"/>
+              </w:rPr>
+              <w:t xml:space="preserve"> dan </w:t>
             </w:r>
             <w:r>
               <w:rPr>
@@ -6539,14 +6565,30 @@
                 <w:sz w:val="17"/>
                 <w:szCs w:val="17"/>
               </w:rPr>
-              <w:t xml:space="preserve">AWS_URL</w:t>
-            </w:r>
-            <w:r>
-              <w:rPr>
-                <w:sz w:val="19"/>
-                <w:szCs w:val="19"/>
-              </w:rPr>
-              <w:t xml:space="preserve"> berakhiran </w:t>
+              <w:t xml:space="preserve">AWS_*</w:t>
+            </w:r>
+            <w:r>
+              <w:rPr>
+                <w:sz w:val="19"/>
+                <w:szCs w:val="19"/>
+              </w:rPr>
+              <w:t xml:space="preserve"> (langkah 2.7), Redeploy. Penyebab pastinya tercatat di </w:t>
+            </w:r>
+            <w:r>
+              <w:rPr>
+                <w:b/>
+                <w:bCs/>
+                <w:sz w:val="19"/>
+                <w:szCs w:val="19"/>
+              </w:rPr>
+              <w:t xml:space="preserve">Logs</w:t>
+            </w:r>
+            <w:r>
+              <w:rPr>
+                <w:sz w:val="19"/>
+                <w:szCs w:val="19"/>
+              </w:rPr>
+              <w:t xml:space="preserve"> Vercel: cari </w:t>
             </w:r>
             <w:r>
               <w:rPr>
@@ -6555,7 +6597,7 @@
                 <w:sz w:val="17"/>
                 <w:szCs w:val="17"/>
               </w:rPr>
-              <w:t xml:space="preserve">/object/public/gambar</w:t>
+              <w:t xml:space="preserve">Gambar gagal disimpan</w:t>
             </w:r>
           </w:p>
         </w:tc>
@@ -6566,53 +6608,53 @@
         </w:trPr>
         <w:tc>
           <w:tcPr>
-            <w:tcW w:type="dxa" w:w="2834"/>
-            <w:tcBorders>
-              <w:top w:val="single" w:color="BFBFBF" w:sz="4"/>
-              <w:left w:val="single" w:color="BFBFBF" w:sz="4"/>
-              <w:bottom w:val="single" w:color="BFBFBF" w:sz="4"/>
-              <w:right w:val="single" w:color="BFBFBF" w:sz="4"/>
-            </w:tcBorders>
-            <w:tcMar>
-              <w:top w:type="dxa" w:w="60"/>
-              <w:left w:type="dxa" w:w="100"/>
-              <w:bottom w:type="dxa" w:w="60"/>
-              <w:right w:type="dxa" w:w="100"/>
-            </w:tcMar>
-          </w:tcPr>
-          <w:p>
-            <w:r>
-              <w:rPr>
-                <w:sz w:val="19"/>
-                <w:szCs w:val="19"/>
-              </w:rPr>
-              <w:t xml:space="preserve">Lokal: gambar 404</w:t>
-            </w:r>
-          </w:p>
-        </w:tc>
-        <w:tc>
-          <w:tcPr>
-            <w:tcW w:type="dxa" w:w="3401"/>
-            <w:tcBorders>
-              <w:top w:val="single" w:color="BFBFBF" w:sz="4"/>
-              <w:left w:val="single" w:color="BFBFBF" w:sz="4"/>
-              <w:bottom w:val="single" w:color="BFBFBF" w:sz="4"/>
-              <w:right w:val="single" w:color="BFBFBF" w:sz="4"/>
-            </w:tcBorders>
-            <w:tcMar>
-              <w:top w:type="dxa" w:w="60"/>
-              <w:left w:type="dxa" w:w="100"/>
-              <w:bottom w:type="dxa" w:w="60"/>
-              <w:right w:type="dxa" w:w="100"/>
-            </w:tcMar>
-          </w:tcPr>
-          <w:p>
-            <w:r>
-              <w:rPr>
-                <w:sz w:val="19"/>
-                <w:szCs w:val="19"/>
-              </w:rPr>
-              <w:t xml:space="preserve">Folder </w:t>
+            <w:tcW w:type="dxa" w:w="3212"/>
+            <w:tcBorders>
+              <w:top w:val="single" w:color="BFBFBF" w:sz="4"/>
+              <w:left w:val="single" w:color="BFBFBF" w:sz="4"/>
+              <w:bottom w:val="single" w:color="BFBFBF" w:sz="4"/>
+              <w:right w:val="single" w:color="BFBFBF" w:sz="4"/>
+            </w:tcBorders>
+            <w:tcMar>
+              <w:top w:type="dxa" w:w="60"/>
+              <w:left w:type="dxa" w:w="100"/>
+              <w:bottom w:type="dxa" w:w="60"/>
+              <w:right w:type="dxa" w:w="100"/>
+            </w:tcMar>
+          </w:tcPr>
+          <w:p>
+            <w:r>
+              <w:rPr>
+                <w:sz w:val="19"/>
+                <w:szCs w:val="19"/>
+              </w:rPr>
+              <w:t xml:space="preserve">Gambar tidak tampil (ikon rusak)</w:t>
+            </w:r>
+          </w:p>
+        </w:tc>
+        <w:tc>
+          <w:tcPr>
+            <w:tcW w:type="dxa" w:w="3212"/>
+            <w:tcBorders>
+              <w:top w:val="single" w:color="BFBFBF" w:sz="4"/>
+              <w:left w:val="single" w:color="BFBFBF" w:sz="4"/>
+              <w:bottom w:val="single" w:color="BFBFBF" w:sz="4"/>
+              <w:right w:val="single" w:color="BFBFBF" w:sz="4"/>
+            </w:tcBorders>
+            <w:tcMar>
+              <w:top w:type="dxa" w:w="60"/>
+              <w:left w:type="dxa" w:w="100"/>
+              <w:bottom w:type="dxa" w:w="60"/>
+              <w:right w:type="dxa" w:w="100"/>
+            </w:tcMar>
+          </w:tcPr>
+          <w:p>
+            <w:r>
+              <w:rPr>
+                <w:sz w:val="19"/>
+                <w:szCs w:val="19"/>
+              </w:rPr>
+              <w:t xml:space="preserve">Bucket belum publik / </w:t>
             </w:r>
             <w:r>
               <w:rPr>
@@ -6621,34 +6663,41 @@
                 <w:sz w:val="17"/>
                 <w:szCs w:val="17"/>
               </w:rPr>
-              <w:t xml:space="preserve">public/storage</w:t>
-            </w:r>
-            <w:r>
-              <w:rPr>
-                <w:sz w:val="19"/>
-                <w:szCs w:val="19"/>
-              </w:rPr>
-              <w:t xml:space="preserve"> belum dibuat</w:t>
-            </w:r>
-          </w:p>
-        </w:tc>
-        <w:tc>
-          <w:tcPr>
-            <w:tcW w:type="dxa" w:w="3403"/>
-            <w:tcBorders>
-              <w:top w:val="single" w:color="BFBFBF" w:sz="4"/>
-              <w:left w:val="single" w:color="BFBFBF" w:sz="4"/>
-              <w:bottom w:val="single" w:color="BFBFBF" w:sz="4"/>
-              <w:right w:val="single" w:color="BFBFBF" w:sz="4"/>
-            </w:tcBorders>
-            <w:tcMar>
-              <w:top w:type="dxa" w:w="60"/>
-              <w:left w:type="dxa" w:w="100"/>
-              <w:bottom w:type="dxa" w:w="60"/>
-              <w:right w:type="dxa" w:w="100"/>
-            </w:tcMar>
-          </w:tcPr>
-          <w:p>
+              <w:t xml:space="preserve">AWS_URL</w:t>
+            </w:r>
+            <w:r>
+              <w:rPr>
+                <w:sz w:val="19"/>
+                <w:szCs w:val="19"/>
+              </w:rPr>
+              <w:t xml:space="preserve"> salah</w:t>
+            </w:r>
+          </w:p>
+        </w:tc>
+        <w:tc>
+          <w:tcPr>
+            <w:tcW w:type="dxa" w:w="3214"/>
+            <w:tcBorders>
+              <w:top w:val="single" w:color="BFBFBF" w:sz="4"/>
+              <w:left w:val="single" w:color="BFBFBF" w:sz="4"/>
+              <w:bottom w:val="single" w:color="BFBFBF" w:sz="4"/>
+              <w:right w:val="single" w:color="BFBFBF" w:sz="4"/>
+            </w:tcBorders>
+            <w:tcMar>
+              <w:top w:type="dxa" w:w="60"/>
+              <w:left w:type="dxa" w:w="100"/>
+              <w:bottom w:type="dxa" w:w="60"/>
+              <w:right w:type="dxa" w:w="100"/>
+            </w:tcMar>
+          </w:tcPr>
+          <w:p>
+            <w:r>
+              <w:rPr>
+                <w:sz w:val="19"/>
+                <w:szCs w:val="19"/>
+              </w:rPr>
+              <w:t xml:space="preserve">Aktifkan Public bucket; </w:t>
+            </w:r>
             <w:r>
               <w:rPr>
                 <w:rFonts w:ascii="Consolas" w:cs="Consolas" w:eastAsia="Consolas" w:hAnsi="Consolas"/>
@@ -6656,7 +6705,23 @@
                 <w:sz w:val="17"/>
                 <w:szCs w:val="17"/>
               </w:rPr>
-              <w:t xml:space="preserve">php artisan storage:link</w:t>
+              <w:t xml:space="preserve">AWS_URL</w:t>
+            </w:r>
+            <w:r>
+              <w:rPr>
+                <w:sz w:val="19"/>
+                <w:szCs w:val="19"/>
+              </w:rPr>
+              <w:t xml:space="preserve"> berakhiran </w:t>
+            </w:r>
+            <w:r>
+              <w:rPr>
+                <w:rFonts w:ascii="Consolas" w:cs="Consolas" w:eastAsia="Consolas" w:hAnsi="Consolas"/>
+                <w:color w:val="1F4E79"/>
+                <w:sz w:val="17"/>
+                <w:szCs w:val="17"/>
+              </w:rPr>
+              <w:t xml:space="preserve">/object/public/gambar</w:t>
             </w:r>
           </w:p>
         </w:tc>
@@ -6667,79 +6732,97 @@
         </w:trPr>
         <w:tc>
           <w:tcPr>
-            <w:tcW w:type="dxa" w:w="2834"/>
-            <w:tcBorders>
-              <w:top w:val="single" w:color="BFBFBF" w:sz="4"/>
-              <w:left w:val="single" w:color="BFBFBF" w:sz="4"/>
-              <w:bottom w:val="single" w:color="BFBFBF" w:sz="4"/>
-              <w:right w:val="single" w:color="BFBFBF" w:sz="4"/>
-            </w:tcBorders>
-            <w:tcMar>
-              <w:top w:type="dxa" w:w="60"/>
-              <w:left w:type="dxa" w:w="100"/>
-              <w:bottom w:type="dxa" w:w="60"/>
-              <w:right w:type="dxa" w:w="100"/>
-            </w:tcMar>
-          </w:tcPr>
-          <w:p>
-            <w:r>
-              <w:rPr>
-                <w:sz w:val="19"/>
-                <w:szCs w:val="19"/>
-              </w:rPr>
-              <w:t xml:space="preserve">Pesan "Halaman sudah terlalu lama dibuka..."</w:t>
-            </w:r>
-          </w:p>
-        </w:tc>
-        <w:tc>
-          <w:tcPr>
-            <w:tcW w:type="dxa" w:w="3401"/>
-            <w:tcBorders>
-              <w:top w:val="single" w:color="BFBFBF" w:sz="4"/>
-              <w:left w:val="single" w:color="BFBFBF" w:sz="4"/>
-              <w:bottom w:val="single" w:color="BFBFBF" w:sz="4"/>
-              <w:right w:val="single" w:color="BFBFBF" w:sz="4"/>
-            </w:tcBorders>
-            <w:tcMar>
-              <w:top w:type="dxa" w:w="60"/>
-              <w:left w:type="dxa" w:w="100"/>
-              <w:bottom w:type="dxa" w:w="60"/>
-              <w:right w:type="dxa" w:w="100"/>
-            </w:tcMar>
-          </w:tcPr>
-          <w:p>
-            <w:r>
-              <w:rPr>
-                <w:sz w:val="19"/>
-                <w:szCs w:val="19"/>
-              </w:rPr>
-              <w:t xml:space="preserve">Formulir dibuka lebih dari 120 menit</w:t>
-            </w:r>
-          </w:p>
-        </w:tc>
-        <w:tc>
-          <w:tcPr>
-            <w:tcW w:type="dxa" w:w="3403"/>
-            <w:tcBorders>
-              <w:top w:val="single" w:color="BFBFBF" w:sz="4"/>
-              <w:left w:val="single" w:color="BFBFBF" w:sz="4"/>
-              <w:bottom w:val="single" w:color="BFBFBF" w:sz="4"/>
-              <w:right w:val="single" w:color="BFBFBF" w:sz="4"/>
-            </w:tcBorders>
-            <w:tcMar>
-              <w:top w:type="dxa" w:w="60"/>
-              <w:left w:type="dxa" w:w="100"/>
-              <w:bottom w:type="dxa" w:w="60"/>
-              <w:right w:type="dxa" w:w="100"/>
-            </w:tcMar>
-          </w:tcPr>
-          <w:p>
-            <w:r>
-              <w:rPr>
-                <w:sz w:val="19"/>
-                <w:szCs w:val="19"/>
-              </w:rPr>
-              <w:t xml:space="preserve">Kirim ulang formulir; isian sudah terisi kembali</w:t>
+            <w:tcW w:type="dxa" w:w="3212"/>
+            <w:tcBorders>
+              <w:top w:val="single" w:color="BFBFBF" w:sz="4"/>
+              <w:left w:val="single" w:color="BFBFBF" w:sz="4"/>
+              <w:bottom w:val="single" w:color="BFBFBF" w:sz="4"/>
+              <w:right w:val="single" w:color="BFBFBF" w:sz="4"/>
+            </w:tcBorders>
+            <w:tcMar>
+              <w:top w:type="dxa" w:w="60"/>
+              <w:left w:type="dxa" w:w="100"/>
+              <w:bottom w:type="dxa" w:w="60"/>
+              <w:right w:type="dxa" w:w="100"/>
+            </w:tcMar>
+          </w:tcPr>
+          <w:p>
+            <w:r>
+              <w:rPr>
+                <w:sz w:val="19"/>
+                <w:szCs w:val="19"/>
+              </w:rPr>
+              <w:t xml:space="preserve">Lokal: gambar 404</w:t>
+            </w:r>
+          </w:p>
+        </w:tc>
+        <w:tc>
+          <w:tcPr>
+            <w:tcW w:type="dxa" w:w="3212"/>
+            <w:tcBorders>
+              <w:top w:val="single" w:color="BFBFBF" w:sz="4"/>
+              <w:left w:val="single" w:color="BFBFBF" w:sz="4"/>
+              <w:bottom w:val="single" w:color="BFBFBF" w:sz="4"/>
+              <w:right w:val="single" w:color="BFBFBF" w:sz="4"/>
+            </w:tcBorders>
+            <w:tcMar>
+              <w:top w:type="dxa" w:w="60"/>
+              <w:left w:type="dxa" w:w="100"/>
+              <w:bottom w:type="dxa" w:w="60"/>
+              <w:right w:type="dxa" w:w="100"/>
+            </w:tcMar>
+          </w:tcPr>
+          <w:p>
+            <w:r>
+              <w:rPr>
+                <w:sz w:val="19"/>
+                <w:szCs w:val="19"/>
+              </w:rPr>
+              <w:t xml:space="preserve">Folder </w:t>
+            </w:r>
+            <w:r>
+              <w:rPr>
+                <w:rFonts w:ascii="Consolas" w:cs="Consolas" w:eastAsia="Consolas" w:hAnsi="Consolas"/>
+                <w:color w:val="1F4E79"/>
+                <w:sz w:val="17"/>
+                <w:szCs w:val="17"/>
+              </w:rPr>
+              <w:t xml:space="preserve">public/storage</w:t>
+            </w:r>
+            <w:r>
+              <w:rPr>
+                <w:sz w:val="19"/>
+                <w:szCs w:val="19"/>
+              </w:rPr>
+              <w:t xml:space="preserve"> belum dibuat</w:t>
+            </w:r>
+          </w:p>
+        </w:tc>
+        <w:tc>
+          <w:tcPr>
+            <w:tcW w:type="dxa" w:w="3214"/>
+            <w:tcBorders>
+              <w:top w:val="single" w:color="BFBFBF" w:sz="4"/>
+              <w:left w:val="single" w:color="BFBFBF" w:sz="4"/>
+              <w:bottom w:val="single" w:color="BFBFBF" w:sz="4"/>
+              <w:right w:val="single" w:color="BFBFBF" w:sz="4"/>
+            </w:tcBorders>
+            <w:tcMar>
+              <w:top w:type="dxa" w:w="60"/>
+              <w:left w:type="dxa" w:w="100"/>
+              <w:bottom w:type="dxa" w:w="60"/>
+              <w:right w:type="dxa" w:w="100"/>
+            </w:tcMar>
+          </w:tcPr>
+          <w:p>
+            <w:r>
+              <w:rPr>
+                <w:rFonts w:ascii="Consolas" w:cs="Consolas" w:eastAsia="Consolas" w:hAnsi="Consolas"/>
+                <w:color w:val="1F4E79"/>
+                <w:sz w:val="17"/>
+                <w:szCs w:val="17"/>
+              </w:rPr>
+              <w:t xml:space="preserve">php artisan storage:link</w:t>
             </w:r>
           </w:p>
         </w:tc>
@@ -6750,7 +6833,90 @@
         </w:trPr>
         <w:tc>
           <w:tcPr>
-            <w:tcW w:type="dxa" w:w="2834"/>
+            <w:tcW w:type="dxa" w:w="3212"/>
+            <w:tcBorders>
+              <w:top w:val="single" w:color="BFBFBF" w:sz="4"/>
+              <w:left w:val="single" w:color="BFBFBF" w:sz="4"/>
+              <w:bottom w:val="single" w:color="BFBFBF" w:sz="4"/>
+              <w:right w:val="single" w:color="BFBFBF" w:sz="4"/>
+            </w:tcBorders>
+            <w:tcMar>
+              <w:top w:type="dxa" w:w="60"/>
+              <w:left w:type="dxa" w:w="100"/>
+              <w:bottom w:type="dxa" w:w="60"/>
+              <w:right w:type="dxa" w:w="100"/>
+            </w:tcMar>
+          </w:tcPr>
+          <w:p>
+            <w:r>
+              <w:rPr>
+                <w:sz w:val="19"/>
+                <w:szCs w:val="19"/>
+              </w:rPr>
+              <w:t xml:space="preserve">Pesan "Halaman sudah terlalu lama dibuka..."</w:t>
+            </w:r>
+          </w:p>
+        </w:tc>
+        <w:tc>
+          <w:tcPr>
+            <w:tcW w:type="dxa" w:w="3212"/>
+            <w:tcBorders>
+              <w:top w:val="single" w:color="BFBFBF" w:sz="4"/>
+              <w:left w:val="single" w:color="BFBFBF" w:sz="4"/>
+              <w:bottom w:val="single" w:color="BFBFBF" w:sz="4"/>
+              <w:right w:val="single" w:color="BFBFBF" w:sz="4"/>
+            </w:tcBorders>
+            <w:tcMar>
+              <w:top w:type="dxa" w:w="60"/>
+              <w:left w:type="dxa" w:w="100"/>
+              <w:bottom w:type="dxa" w:w="60"/>
+              <w:right w:type="dxa" w:w="100"/>
+            </w:tcMar>
+          </w:tcPr>
+          <w:p>
+            <w:r>
+              <w:rPr>
+                <w:sz w:val="19"/>
+                <w:szCs w:val="19"/>
+              </w:rPr>
+              <w:t xml:space="preserve">Formulir dibuka lebih dari 120 menit</w:t>
+            </w:r>
+          </w:p>
+        </w:tc>
+        <w:tc>
+          <w:tcPr>
+            <w:tcW w:type="dxa" w:w="3214"/>
+            <w:tcBorders>
+              <w:top w:val="single" w:color="BFBFBF" w:sz="4"/>
+              <w:left w:val="single" w:color="BFBFBF" w:sz="4"/>
+              <w:bottom w:val="single" w:color="BFBFBF" w:sz="4"/>
+              <w:right w:val="single" w:color="BFBFBF" w:sz="4"/>
+            </w:tcBorders>
+            <w:tcMar>
+              <w:top w:type="dxa" w:w="60"/>
+              <w:left w:type="dxa" w:w="100"/>
+              <w:bottom w:type="dxa" w:w="60"/>
+              <w:right w:type="dxa" w:w="100"/>
+            </w:tcMar>
+          </w:tcPr>
+          <w:p>
+            <w:r>
+              <w:rPr>
+                <w:sz w:val="19"/>
+                <w:szCs w:val="19"/>
+              </w:rPr>
+              <w:t xml:space="preserve">Kirim ulang formulir; isian sudah terisi kembali</w:t>
+            </w:r>
+          </w:p>
+        </w:tc>
+      </w:tr>
+      <w:tr>
+        <w:trPr>
+          <w:tblHeader w:val="off"/>
+        </w:trPr>
+        <w:tc>
+          <w:tcPr>
+            <w:tcW w:type="dxa" w:w="3212"/>
             <w:tcBorders>
               <w:top w:val="single" w:color="BFBFBF" w:sz="4"/>
               <w:left w:val="single" w:color="BFBFBF" w:sz="4"/>
@@ -6776,7 +6942,7 @@
         </w:tc>
         <w:tc>
           <w:tcPr>
-            <w:tcW w:type="dxa" w:w="3401"/>
+            <w:tcW w:type="dxa" w:w="3212"/>
             <w:tcBorders>
               <w:top w:val="single" w:color="BFBFBF" w:sz="4"/>
               <w:left w:val="single" w:color="BFBFBF" w:sz="4"/>
@@ -6802,7 +6968,7 @@
         </w:tc>
         <w:tc>
           <w:tcPr>
-            <w:tcW w:type="dxa" w:w="3403"/>
+            <w:tcW w:type="dxa" w:w="3214"/>
             <w:tcBorders>
               <w:top w:val="single" w:color="BFBFBF" w:sz="4"/>
               <w:left w:val="single" w:color="BFBFBF" w:sz="4"/>
